--- a/Resume.docx
+++ b/Resume.docx
@@ -12,8 +12,6 @@
           <w:lang w:val="en-US"/>
         </w:rPr>
       </w:pPr>
-      <w:bookmarkStart w:id="0" w:name="_GoBack"/>
-      <w:bookmarkEnd w:id="0"/>
       <w:r>
         <w:rPr>
           <w:rFonts w:ascii="Times New Roman" w:hAnsi="Times New Roman" w:cs="Times New Roman"/>
@@ -193,7 +191,27 @@
           <w:szCs w:val="30"/>
           <w:lang w:val="en-US"/>
         </w:rPr>
-        <w:t>Web technologies: HTML, CSS, Javascript.</w:t>
+        <w:t>Web technologies: HTML, CSS, Javascript</w:t>
+      </w:r>
+      <w:r>
+        <w:rPr>
+          <w:rFonts w:ascii="Times New Roman" w:hAnsi="Times New Roman" w:cs="Times New Roman"/>
+          <w:sz w:val="30"/>
+          <w:szCs w:val="30"/>
+          <w:lang w:val="en-US"/>
+        </w:rPr>
+        <w:t>,Node.js</w:t>
+      </w:r>
+      <w:bookmarkStart w:id="0" w:name="_GoBack"/>
+      <w:bookmarkEnd w:id="0"/>
+      <w:r>
+        <w:rPr>
+          <w:rFonts w:ascii="Times New Roman" w:hAnsi="Times New Roman" w:cs="Times New Roman"/>
+          <w:sz w:val="30"/>
+          <w:szCs w:val="30"/>
+          <w:lang w:val="en-US"/>
+        </w:rPr>
+        <w:t>.</w:t>
       </w:r>
     </w:p>
     <w:p>
@@ -298,9 +316,8 @@
           <w:u w:val="single"/>
           <w:lang w:val="en-US"/>
         </w:rPr>
-        <w:t xml:space="preserve">MY </w:t>
-      </w:r>
-      <w:proofErr w:type="gramStart"/>
+        <w:t>MY Portfolio</w:t>
+      </w:r>
       <w:r>
         <w:rPr>
           <w:rFonts w:ascii="Times New Roman" w:hAnsi="Times New Roman" w:cs="Times New Roman"/>
@@ -311,21 +328,8 @@
           <w:u w:val="single"/>
           <w:lang w:val="en-US"/>
         </w:rPr>
-        <w:t>Portfolio</w:t>
-      </w:r>
-      <w:r>
-        <w:rPr>
-          <w:rFonts w:ascii="Times New Roman" w:hAnsi="Times New Roman" w:cs="Times New Roman"/>
-          <w:b/>
-          <w:color w:val="000000" w:themeColor="text1"/>
-          <w:sz w:val="40"/>
-          <w:szCs w:val="40"/>
-          <w:u w:val="single"/>
-          <w:lang w:val="en-US"/>
-        </w:rPr>
         <w:t>:</w:t>
       </w:r>
-      <w:proofErr w:type="gramEnd"/>
       <w:r>
         <w:rPr>
           <w:rFonts w:ascii="Times New Roman" w:hAnsi="Times New Roman" w:cs="Times New Roman"/>
@@ -364,7 +368,6 @@
           <w:lang w:val="en-US"/>
         </w:rPr>
       </w:pPr>
-      <w:proofErr w:type="gramStart"/>
       <w:r>
         <w:rPr>
           <w:rFonts w:ascii="Times New Roman" w:hAnsi="Times New Roman" w:cs="Times New Roman"/>
@@ -389,7 +392,6 @@
         </w:rPr>
         <w:t>:</w:t>
       </w:r>
-      <w:proofErr w:type="gramEnd"/>
       <w:r>
         <w:rPr>
           <w:rFonts w:ascii="Times New Roman" w:hAnsi="Times New Roman" w:cs="Times New Roman"/>
@@ -418,7 +420,6 @@
           <w:lang w:val="en-US"/>
         </w:rPr>
       </w:pPr>
-      <w:proofErr w:type="gramStart"/>
       <w:r>
         <w:rPr>
           <w:rFonts w:ascii="Times New Roman" w:hAnsi="Times New Roman" w:cs="Times New Roman"/>
@@ -431,7 +432,6 @@
         </w:rPr>
         <w:t>Hotel:</w:t>
       </w:r>
-      <w:proofErr w:type="gramEnd"/>
       <w:r>
         <w:rPr>
           <w:rFonts w:ascii="Times New Roman" w:hAnsi="Times New Roman" w:cs="Times New Roman"/>
@@ -3677,7 +3677,7 @@
 </file>
 
 <file path=customXml/itemProps1.xml><?xml version="1.0" encoding="utf-8"?>
-<ds:datastoreItem xmlns:ds="http://schemas.openxmlformats.org/officeDocument/2006/customXml" ds:itemID="{3E8C9DE5-4DDB-496F-A03B-EC45D374F509}">
+<ds:datastoreItem xmlns:ds="http://schemas.openxmlformats.org/officeDocument/2006/customXml" ds:itemID="{B35AD35C-2A9A-4C53-A227-15F4AC7BA06B}">
   <ds:schemaRefs>
     <ds:schemaRef ds:uri="http://schemas.openxmlformats.org/officeDocument/2006/bibliography"/>
   </ds:schemaRefs>

--- a/Resume.docx
+++ b/Resume.docx
@@ -172,7 +172,36 @@
           <w:szCs w:val="30"/>
           <w:lang w:val="en-US"/>
         </w:rPr>
-        <w:t>Programming Languages: C, C++, Java.</w:t>
+        <w:t>Programming Languages: C, C++</w:t>
+      </w:r>
+      <w:r>
+        <w:rPr>
+          <w:rFonts w:ascii="Times New Roman" w:hAnsi="Times New Roman" w:cs="Times New Roman"/>
+          <w:sz w:val="30"/>
+          <w:szCs w:val="30"/>
+          <w:lang w:val="en-US"/>
+        </w:rPr>
+        <w:t xml:space="preserve">, </w:t>
+      </w:r>
+      <w:bookmarkStart w:id="0" w:name="_GoBack"/>
+      <w:bookmarkEnd w:id="0"/>
+      <w:r>
+        <w:rPr>
+          <w:rFonts w:ascii="Times New Roman" w:hAnsi="Times New Roman" w:cs="Times New Roman"/>
+          <w:sz w:val="30"/>
+          <w:szCs w:val="30"/>
+          <w:lang w:val="en-US"/>
+        </w:rPr>
+        <w:t>Java</w:t>
+      </w:r>
+      <w:r>
+        <w:rPr>
+          <w:rFonts w:ascii="Times New Roman" w:hAnsi="Times New Roman" w:cs="Times New Roman"/>
+          <w:sz w:val="30"/>
+          <w:szCs w:val="30"/>
+          <w:lang w:val="en-US"/>
+        </w:rPr>
+        <w:t>.</w:t>
       </w:r>
     </w:p>
     <w:p>
@@ -191,7 +220,7 @@
           <w:szCs w:val="30"/>
           <w:lang w:val="en-US"/>
         </w:rPr>
-        <w:t>Web technologies: HTML, CSS, Javascript</w:t>
+        <w:t xml:space="preserve">Web technologies: HTML, CSS, </w:t>
       </w:r>
       <w:r>
         <w:rPr>
@@ -200,10 +229,8 @@
           <w:szCs w:val="30"/>
           <w:lang w:val="en-US"/>
         </w:rPr>
-        <w:t>,Node.js</w:t>
-      </w:r>
-      <w:bookmarkStart w:id="0" w:name="_GoBack"/>
-      <w:bookmarkEnd w:id="0"/>
+        <w:t>JavaScript</w:t>
+      </w:r>
       <w:r>
         <w:rPr>
           <w:rFonts w:ascii="Times New Roman" w:hAnsi="Times New Roman" w:cs="Times New Roman"/>
@@ -211,6 +238,42 @@
           <w:szCs w:val="30"/>
           <w:lang w:val="en-US"/>
         </w:rPr>
+        <w:t>,</w:t>
+      </w:r>
+      <w:r>
+        <w:rPr>
+          <w:rFonts w:ascii="Times New Roman" w:hAnsi="Times New Roman" w:cs="Times New Roman"/>
+          <w:sz w:val="30"/>
+          <w:szCs w:val="30"/>
+          <w:lang w:val="en-US"/>
+        </w:rPr>
+        <w:t xml:space="preserve"> </w:t>
+      </w:r>
+      <w:r>
+        <w:rPr>
+          <w:rFonts w:ascii="Times New Roman" w:hAnsi="Times New Roman" w:cs="Times New Roman"/>
+          <w:sz w:val="30"/>
+          <w:szCs w:val="30"/>
+          <w:lang w:val="en-US"/>
+        </w:rPr>
+        <w:t>Node.js</w:t>
+      </w:r>
+      <w:r>
+        <w:rPr>
+          <w:rFonts w:ascii="Times New Roman" w:hAnsi="Times New Roman" w:cs="Times New Roman"/>
+          <w:sz w:val="30"/>
+          <w:szCs w:val="30"/>
+          <w:lang w:val="en-US"/>
+        </w:rPr>
+        <w:t>, Express</w:t>
+      </w:r>
+      <w:r>
+        <w:rPr>
+          <w:rFonts w:ascii="Times New Roman" w:hAnsi="Times New Roman" w:cs="Times New Roman"/>
+          <w:sz w:val="30"/>
+          <w:szCs w:val="30"/>
+          <w:lang w:val="en-US"/>
+        </w:rPr>
         <w:t>.</w:t>
       </w:r>
     </w:p>
@@ -249,7 +312,25 @@
           <w:szCs w:val="30"/>
           <w:lang w:val="en-US"/>
         </w:rPr>
-        <w:t>Tools: VS Code, Andriod Studio, Git, GitHub, Office Tools</w:t>
+        <w:t xml:space="preserve">Tools: VS Code, </w:t>
+      </w:r>
+      <w:r>
+        <w:rPr>
+          <w:rFonts w:ascii="Times New Roman" w:hAnsi="Times New Roman" w:cs="Times New Roman"/>
+          <w:sz w:val="30"/>
+          <w:szCs w:val="30"/>
+          <w:lang w:val="en-US"/>
+        </w:rPr>
+        <w:t>Android</w:t>
+      </w:r>
+      <w:r>
+        <w:rPr>
+          <w:rFonts w:ascii="Times New Roman" w:hAnsi="Times New Roman" w:cs="Times New Roman"/>
+          <w:sz w:val="30"/>
+          <w:szCs w:val="30"/>
+          <w:lang w:val="en-US"/>
+        </w:rPr>
+        <w:t xml:space="preserve"> Studio, Git, GitHub, Office Tools</w:t>
       </w:r>
       <w:r>
         <w:rPr>
@@ -316,7 +397,7 @@
           <w:u w:val="single"/>
           <w:lang w:val="en-US"/>
         </w:rPr>
-        <w:t>MY Portfolio</w:t>
+        <w:t xml:space="preserve">MY </w:t>
       </w:r>
       <w:r>
         <w:rPr>
@@ -328,7 +409,7 @@
           <w:u w:val="single"/>
           <w:lang w:val="en-US"/>
         </w:rPr>
-        <w:t>:</w:t>
+        <w:t>Portfolio :</w:t>
       </w:r>
       <w:r>
         <w:rPr>
@@ -338,7 +419,37 @@
           <w:szCs w:val="40"/>
           <w:lang w:val="en-US"/>
         </w:rPr>
-        <w:t>(HTML,CSS,JS)</w:t>
+        <w:t>( HTML, CSS,</w:t>
+      </w:r>
+      <w:r>
+        <w:rPr>
+          <w:rFonts w:ascii="Times New Roman" w:hAnsi="Times New Roman" w:cs="Times New Roman"/>
+          <w:color w:val="000000" w:themeColor="text1"/>
+          <w:sz w:val="40"/>
+          <w:szCs w:val="40"/>
+          <w:lang w:val="en-US"/>
+        </w:rPr>
+        <w:t xml:space="preserve"> </w:t>
+      </w:r>
+      <w:r>
+        <w:rPr>
+          <w:rFonts w:ascii="Times New Roman" w:hAnsi="Times New Roman" w:cs="Times New Roman"/>
+          <w:color w:val="000000" w:themeColor="text1"/>
+          <w:sz w:val="40"/>
+          <w:szCs w:val="40"/>
+          <w:lang w:val="en-US"/>
+        </w:rPr>
+        <w:t>JS</w:t>
+      </w:r>
+      <w:r>
+        <w:rPr>
+          <w:rFonts w:ascii="Times New Roman" w:hAnsi="Times New Roman" w:cs="Times New Roman"/>
+          <w:color w:val="000000" w:themeColor="text1"/>
+          <w:sz w:val="40"/>
+          <w:szCs w:val="40"/>
+          <w:lang w:val="en-US"/>
+        </w:rPr>
+        <w:t>)</w:t>
       </w:r>
       <w:r>
         <w:rPr>
@@ -390,17 +501,89 @@
           <w:u w:val="single"/>
           <w:lang w:val="en-US"/>
         </w:rPr>
-        <w:t>:</w:t>
-      </w:r>
-      <w:r>
-        <w:rPr>
-          <w:rFonts w:ascii="Times New Roman" w:hAnsi="Times New Roman" w:cs="Times New Roman"/>
+        <w:t xml:space="preserve"> </w:t>
+      </w:r>
+      <w:r>
+        <w:rPr>
+          <w:rFonts w:ascii="Times New Roman" w:hAnsi="Times New Roman" w:cs="Times New Roman"/>
+          <w:b/>
           <w:color w:val="000000" w:themeColor="text1"/>
           <w:sz w:val="40"/>
           <w:szCs w:val="40"/>
-          <w:lang w:val="en-US"/>
-        </w:rPr>
-        <w:t>(HTML,CSS,JS).</w:t>
+          <w:u w:val="single"/>
+          <w:lang w:val="en-US"/>
+        </w:rPr>
+        <w:t>:</w:t>
+      </w:r>
+      <w:r>
+        <w:rPr>
+          <w:rFonts w:ascii="Times New Roman" w:hAnsi="Times New Roman" w:cs="Times New Roman"/>
+          <w:color w:val="000000" w:themeColor="text1"/>
+          <w:sz w:val="40"/>
+          <w:szCs w:val="40"/>
+          <w:lang w:val="en-US"/>
+        </w:rPr>
+        <w:t>(</w:t>
+      </w:r>
+      <w:r>
+        <w:rPr>
+          <w:rFonts w:ascii="Times New Roman" w:hAnsi="Times New Roman" w:cs="Times New Roman"/>
+          <w:color w:val="000000" w:themeColor="text1"/>
+          <w:sz w:val="40"/>
+          <w:szCs w:val="40"/>
+          <w:lang w:val="en-US"/>
+        </w:rPr>
+        <w:t xml:space="preserve"> </w:t>
+      </w:r>
+      <w:r>
+        <w:rPr>
+          <w:rFonts w:ascii="Times New Roman" w:hAnsi="Times New Roman" w:cs="Times New Roman"/>
+          <w:color w:val="000000" w:themeColor="text1"/>
+          <w:sz w:val="40"/>
+          <w:szCs w:val="40"/>
+          <w:lang w:val="en-US"/>
+        </w:rPr>
+        <w:t>HTML,</w:t>
+      </w:r>
+      <w:r>
+        <w:rPr>
+          <w:rFonts w:ascii="Times New Roman" w:hAnsi="Times New Roman" w:cs="Times New Roman"/>
+          <w:color w:val="000000" w:themeColor="text1"/>
+          <w:sz w:val="40"/>
+          <w:szCs w:val="40"/>
+          <w:lang w:val="en-US"/>
+        </w:rPr>
+        <w:t xml:space="preserve"> </w:t>
+      </w:r>
+      <w:r>
+        <w:rPr>
+          <w:rFonts w:ascii="Times New Roman" w:hAnsi="Times New Roman" w:cs="Times New Roman"/>
+          <w:color w:val="000000" w:themeColor="text1"/>
+          <w:sz w:val="40"/>
+          <w:szCs w:val="40"/>
+          <w:lang w:val="en-US"/>
+        </w:rPr>
+        <w:t>CSS,</w:t>
+      </w:r>
+      <w:r>
+        <w:rPr>
+          <w:rFonts w:ascii="Times New Roman" w:hAnsi="Times New Roman" w:cs="Times New Roman"/>
+          <w:color w:val="000000" w:themeColor="text1"/>
+          <w:sz w:val="40"/>
+          <w:szCs w:val="40"/>
+          <w:lang w:val="en-US"/>
+        </w:rPr>
+        <w:t xml:space="preserve"> </w:t>
+      </w:r>
+      <w:r>
+        <w:rPr>
+          <w:rFonts w:ascii="Times New Roman" w:hAnsi="Times New Roman" w:cs="Times New Roman"/>
+          <w:color w:val="000000" w:themeColor="text1"/>
+          <w:sz w:val="40"/>
+          <w:szCs w:val="40"/>
+          <w:lang w:val="en-US"/>
+        </w:rPr>
+        <w:t>JS).</w:t>
       </w:r>
     </w:p>
     <w:p>
@@ -430,17 +613,101 @@
           <w:u w:val="single"/>
           <w:lang w:val="en-US"/>
         </w:rPr>
-        <w:t>Hotel:</w:t>
-      </w:r>
-      <w:r>
-        <w:rPr>
-          <w:rFonts w:ascii="Times New Roman" w:hAnsi="Times New Roman" w:cs="Times New Roman"/>
+        <w:t>Hotel</w:t>
+      </w:r>
+      <w:r>
+        <w:rPr>
+          <w:rFonts w:ascii="Times New Roman" w:hAnsi="Times New Roman" w:cs="Times New Roman"/>
+          <w:b/>
           <w:color w:val="000000" w:themeColor="text1"/>
           <w:sz w:val="40"/>
           <w:szCs w:val="40"/>
-          <w:lang w:val="en-US"/>
-        </w:rPr>
-        <w:t>(HTML,CSS,JS).</w:t>
+          <w:u w:val="single"/>
+          <w:lang w:val="en-US"/>
+        </w:rPr>
+        <w:t xml:space="preserve"> </w:t>
+      </w:r>
+      <w:r>
+        <w:rPr>
+          <w:rFonts w:ascii="Times New Roman" w:hAnsi="Times New Roman" w:cs="Times New Roman"/>
+          <w:b/>
+          <w:color w:val="000000" w:themeColor="text1"/>
+          <w:sz w:val="40"/>
+          <w:szCs w:val="40"/>
+          <w:u w:val="single"/>
+          <w:lang w:val="en-US"/>
+        </w:rPr>
+        <w:t>:</w:t>
+      </w:r>
+      <w:r>
+        <w:rPr>
+          <w:rFonts w:ascii="Times New Roman" w:hAnsi="Times New Roman" w:cs="Times New Roman"/>
+          <w:color w:val="000000" w:themeColor="text1"/>
+          <w:sz w:val="40"/>
+          <w:szCs w:val="40"/>
+          <w:lang w:val="en-US"/>
+        </w:rPr>
+        <w:t>(</w:t>
+      </w:r>
+      <w:r>
+        <w:rPr>
+          <w:rFonts w:ascii="Times New Roman" w:hAnsi="Times New Roman" w:cs="Times New Roman"/>
+          <w:color w:val="000000" w:themeColor="text1"/>
+          <w:sz w:val="40"/>
+          <w:szCs w:val="40"/>
+          <w:lang w:val="en-US"/>
+        </w:rPr>
+        <w:t xml:space="preserve"> </w:t>
+      </w:r>
+      <w:r>
+        <w:rPr>
+          <w:rFonts w:ascii="Times New Roman" w:hAnsi="Times New Roman" w:cs="Times New Roman"/>
+          <w:color w:val="000000" w:themeColor="text1"/>
+          <w:sz w:val="40"/>
+          <w:szCs w:val="40"/>
+          <w:lang w:val="en-US"/>
+        </w:rPr>
+        <w:t>HTML,</w:t>
+      </w:r>
+      <w:r>
+        <w:rPr>
+          <w:rFonts w:ascii="Times New Roman" w:hAnsi="Times New Roman" w:cs="Times New Roman"/>
+          <w:color w:val="000000" w:themeColor="text1"/>
+          <w:sz w:val="40"/>
+          <w:szCs w:val="40"/>
+          <w:lang w:val="en-US"/>
+        </w:rPr>
+        <w:t xml:space="preserve"> </w:t>
+      </w:r>
+      <w:r>
+        <w:rPr>
+          <w:rFonts w:ascii="Times New Roman" w:hAnsi="Times New Roman" w:cs="Times New Roman"/>
+          <w:color w:val="000000" w:themeColor="text1"/>
+          <w:sz w:val="40"/>
+          <w:szCs w:val="40"/>
+          <w:lang w:val="en-US"/>
+        </w:rPr>
+        <w:t>CSS,</w:t>
+      </w:r>
+      <w:r>
+        <w:rPr>
+          <w:rFonts w:ascii="Times New Roman" w:hAnsi="Times New Roman" w:cs="Times New Roman"/>
+          <w:color w:val="000000" w:themeColor="text1"/>
+          <w:sz w:val="40"/>
+          <w:szCs w:val="40"/>
+          <w:lang w:val="en-US"/>
+        </w:rPr>
+        <w:t xml:space="preserve"> </w:t>
+      </w:r>
+      <w:r>
+        <w:rPr>
+          <w:rFonts w:ascii="Times New Roman" w:hAnsi="Times New Roman" w:cs="Times New Roman"/>
+          <w:color w:val="000000" w:themeColor="text1"/>
+          <w:sz w:val="40"/>
+          <w:szCs w:val="40"/>
+          <w:lang w:val="en-US"/>
+        </w:rPr>
+        <w:t>JS).</w:t>
       </w:r>
     </w:p>
     <w:p>
@@ -3677,7 +3944,7 @@
 </file>
 
 <file path=customXml/itemProps1.xml><?xml version="1.0" encoding="utf-8"?>
-<ds:datastoreItem xmlns:ds="http://schemas.openxmlformats.org/officeDocument/2006/customXml" ds:itemID="{B35AD35C-2A9A-4C53-A227-15F4AC7BA06B}">
+<ds:datastoreItem xmlns:ds="http://schemas.openxmlformats.org/officeDocument/2006/customXml" ds:itemID="{89643159-A604-45B2-9CE5-B64EDA3B5A90}">
   <ds:schemaRefs>
     <ds:schemaRef ds:uri="http://schemas.openxmlformats.org/officeDocument/2006/bibliography"/>
   </ds:schemaRefs>

--- a/Resume.docx
+++ b/Resume.docx
@@ -1,6 +1,6 @@
 
 <file path=word/document.xml><?xml version="1.0" encoding="utf-8"?>
-<w:document xmlns:wpc="http://schemas.microsoft.com/office/word/2010/wordprocessingCanvas" xmlns:mc="http://schemas.openxmlformats.org/markup-compatibility/2006" xmlns:o="urn:schemas-microsoft-com:office:office" xmlns:r="http://schemas.openxmlformats.org/officeDocument/2006/relationships" xmlns:m="http://schemas.openxmlformats.org/officeDocument/2006/math" xmlns:v="urn:schemas-microsoft-com:vml" xmlns:wp14="http://schemas.microsoft.com/office/word/2010/wordprocessingDrawing" xmlns:wp="http://schemas.openxmlformats.org/drawingml/2006/wordprocessingDrawing" xmlns:w10="urn:schemas-microsoft-com:office:word" xmlns:w="http://schemas.openxmlformats.org/wordprocessingml/2006/main" xmlns:w14="http://schemas.microsoft.com/office/word/2010/wordml" xmlns:w15="http://schemas.microsoft.com/office/word/2012/wordml" xmlns:wpg="http://schemas.microsoft.com/office/word/2010/wordprocessingGroup" xmlns:wpi="http://schemas.microsoft.com/office/word/2010/wordprocessingInk" xmlns:wne="http://schemas.microsoft.com/office/word/2006/wordml" xmlns:wps="http://schemas.microsoft.com/office/word/2010/wordprocessingShape" mc:Ignorable="w14 w15 wp14">
+<w:document xmlns:wpc="http://schemas.microsoft.com/office/word/2010/wordprocessingCanvas" xmlns:cx="http://schemas.microsoft.com/office/drawing/2014/chartex" xmlns:cx1="http://schemas.microsoft.com/office/drawing/2015/9/8/chartex" xmlns:cx2="http://schemas.microsoft.com/office/drawing/2015/10/21/chartex" xmlns:cx3="http://schemas.microsoft.com/office/drawing/2016/5/9/chartex" xmlns:cx4="http://schemas.microsoft.com/office/drawing/2016/5/10/chartex" xmlns:cx5="http://schemas.microsoft.com/office/drawing/2016/5/11/chartex" xmlns:cx6="http://schemas.microsoft.com/office/drawing/2016/5/12/chartex" xmlns:cx7="http://schemas.microsoft.com/office/drawing/2016/5/13/chartex" xmlns:cx8="http://schemas.microsoft.com/office/drawing/2016/5/14/chartex" xmlns:mc="http://schemas.openxmlformats.org/markup-compatibility/2006" xmlns:aink="http://schemas.microsoft.com/office/drawing/2016/ink" xmlns:am3d="http://schemas.microsoft.com/office/drawing/2017/model3d" xmlns:o="urn:schemas-microsoft-com:office:office" xmlns:r="http://schemas.openxmlformats.org/officeDocument/2006/relationships" xmlns:m="http://schemas.openxmlformats.org/officeDocument/2006/math" xmlns:v="urn:schemas-microsoft-com:vml" xmlns:wp14="http://schemas.microsoft.com/office/word/2010/wordprocessingDrawing" xmlns:wp="http://schemas.openxmlformats.org/drawingml/2006/wordprocessingDrawing" xmlns:w10="urn:schemas-microsoft-com:office:word" xmlns:w="http://schemas.openxmlformats.org/wordprocessingml/2006/main" xmlns:w14="http://schemas.microsoft.com/office/word/2010/wordml" xmlns:w15="http://schemas.microsoft.com/office/word/2012/wordml" xmlns:w16cid="http://schemas.microsoft.com/office/word/2016/wordml/cid" xmlns:w16se="http://schemas.microsoft.com/office/word/2015/wordml/symex" xmlns:wpg="http://schemas.microsoft.com/office/word/2010/wordprocessingGroup" xmlns:wpi="http://schemas.microsoft.com/office/word/2010/wordprocessingInk" xmlns:wne="http://schemas.microsoft.com/office/word/2006/wordml" xmlns:wps="http://schemas.microsoft.com/office/word/2010/wordprocessingShape" mc:Ignorable="w14 w15 w16se w16cid wp14">
   <w:body>
     <w:p>
       <w:pPr>
@@ -40,7 +40,7 @@
         </w:rPr>
         <w:t xml:space="preserve">+91-9766148444      |   </w:t>
       </w:r>
-      <w:hyperlink r:id="rId6" w:history="1">
+      <w:hyperlink r:id="rId8" w:history="1">
         <w:r>
           <w:rPr>
             <w:rStyle w:val="Hyperlink"/>
@@ -70,7 +70,7 @@
         </w:rPr>
         <w:t xml:space="preserve">   </w:t>
       </w:r>
-      <w:hyperlink r:id="rId7" w:history="1">
+      <w:hyperlink r:id="rId9" w:history="1">
         <w:r>
           <w:rPr>
             <w:rStyle w:val="Hyperlink"/>
@@ -109,7 +109,7 @@
         </w:rPr>
         <w:t xml:space="preserve"> </w:t>
       </w:r>
-      <w:hyperlink r:id="rId8" w:history="1">
+      <w:hyperlink r:id="rId10" w:history="1">
         <w:r>
           <w:rPr>
             <w:rStyle w:val="Hyperlink"/>
@@ -137,8 +137,8 @@
           <w:rFonts w:ascii="Times New Roman" w:hAnsi="Times New Roman" w:cs="Times New Roman"/>
           <w:b/>
           <w:color w:val="000000" w:themeColor="text1"/>
-          <w:sz w:val="50"/>
-          <w:szCs w:val="50"/>
+          <w:sz w:val="40"/>
+          <w:szCs w:val="40"/>
           <w:u w:val="single"/>
           <w:lang w:val="en-US"/>
         </w:rPr>
@@ -148,8 +148,8 @@
           <w:rFonts w:ascii="Times New Roman" w:hAnsi="Times New Roman" w:cs="Times New Roman"/>
           <w:b/>
           <w:color w:val="000000" w:themeColor="text1"/>
-          <w:sz w:val="50"/>
-          <w:szCs w:val="50"/>
+          <w:sz w:val="40"/>
+          <w:szCs w:val="40"/>
           <w:u w:val="single"/>
           <w:lang w:val="en-US"/>
         </w:rPr>
@@ -172,36 +172,7 @@
           <w:szCs w:val="30"/>
           <w:lang w:val="en-US"/>
         </w:rPr>
-        <w:t>Programming Languages: C, C++</w:t>
-      </w:r>
-      <w:r>
-        <w:rPr>
-          <w:rFonts w:ascii="Times New Roman" w:hAnsi="Times New Roman" w:cs="Times New Roman"/>
-          <w:sz w:val="30"/>
-          <w:szCs w:val="30"/>
-          <w:lang w:val="en-US"/>
-        </w:rPr>
-        <w:t xml:space="preserve">, </w:t>
-      </w:r>
-      <w:bookmarkStart w:id="0" w:name="_GoBack"/>
-      <w:bookmarkEnd w:id="0"/>
-      <w:r>
-        <w:rPr>
-          <w:rFonts w:ascii="Times New Roman" w:hAnsi="Times New Roman" w:cs="Times New Roman"/>
-          <w:sz w:val="30"/>
-          <w:szCs w:val="30"/>
-          <w:lang w:val="en-US"/>
-        </w:rPr>
-        <w:t>Java</w:t>
-      </w:r>
-      <w:r>
-        <w:rPr>
-          <w:rFonts w:ascii="Times New Roman" w:hAnsi="Times New Roman" w:cs="Times New Roman"/>
-          <w:sz w:val="30"/>
-          <w:szCs w:val="30"/>
-          <w:lang w:val="en-US"/>
-        </w:rPr>
-        <w:t>.</w:t>
+        <w:t>Programming Languages: C, C++, Java.</w:t>
       </w:r>
     </w:p>
     <w:p>
@@ -220,52 +191,16 @@
           <w:szCs w:val="30"/>
           <w:lang w:val="en-US"/>
         </w:rPr>
-        <w:t xml:space="preserve">Web technologies: HTML, CSS, </w:t>
-      </w:r>
-      <w:r>
-        <w:rPr>
-          <w:rFonts w:ascii="Times New Roman" w:hAnsi="Times New Roman" w:cs="Times New Roman"/>
-          <w:sz w:val="30"/>
-          <w:szCs w:val="30"/>
-          <w:lang w:val="en-US"/>
-        </w:rPr>
-        <w:t>JavaScript</w:t>
-      </w:r>
-      <w:r>
-        <w:rPr>
-          <w:rFonts w:ascii="Times New Roman" w:hAnsi="Times New Roman" w:cs="Times New Roman"/>
-          <w:sz w:val="30"/>
-          <w:szCs w:val="30"/>
-          <w:lang w:val="en-US"/>
-        </w:rPr>
-        <w:t>,</w:t>
-      </w:r>
-      <w:r>
-        <w:rPr>
-          <w:rFonts w:ascii="Times New Roman" w:hAnsi="Times New Roman" w:cs="Times New Roman"/>
-          <w:sz w:val="30"/>
-          <w:szCs w:val="30"/>
-          <w:lang w:val="en-US"/>
-        </w:rPr>
-        <w:t xml:space="preserve"> </w:t>
-      </w:r>
-      <w:r>
-        <w:rPr>
-          <w:rFonts w:ascii="Times New Roman" w:hAnsi="Times New Roman" w:cs="Times New Roman"/>
-          <w:sz w:val="30"/>
-          <w:szCs w:val="30"/>
-          <w:lang w:val="en-US"/>
-        </w:rPr>
-        <w:t>Node.js</w:t>
-      </w:r>
-      <w:r>
-        <w:rPr>
-          <w:rFonts w:ascii="Times New Roman" w:hAnsi="Times New Roman" w:cs="Times New Roman"/>
-          <w:sz w:val="30"/>
-          <w:szCs w:val="30"/>
-          <w:lang w:val="en-US"/>
-        </w:rPr>
-        <w:t>, Express</w:t>
+        <w:t>Web technologies: HTML, CSS, Javascript</w:t>
+      </w:r>
+      <w:r>
+        <w:rPr>
+          <w:rFonts w:ascii="Times New Roman" w:hAnsi="Times New Roman" w:cs="Times New Roman"/>
+          <w:sz w:val="30"/>
+          <w:szCs w:val="30"/>
+          <w:lang w:val="en-US"/>
+        </w:rPr>
+        <w:t>, NodeJS, EJS</w:t>
       </w:r>
       <w:r>
         <w:rPr>
@@ -293,53 +228,44 @@
           <w:szCs w:val="30"/>
           <w:lang w:val="en-US"/>
         </w:rPr>
-        <w:t>Database System: MYSQL.</w:t>
+        <w:t>Database System: MYSQL</w:t>
+      </w:r>
+      <w:r>
+        <w:rPr>
+          <w:rFonts w:ascii="Times New Roman" w:hAnsi="Times New Roman" w:cs="Times New Roman"/>
+          <w:sz w:val="30"/>
+          <w:szCs w:val="30"/>
+          <w:lang w:val="en-US"/>
+        </w:rPr>
+        <w:t>, Mongo</w:t>
+      </w:r>
+      <w:r>
+        <w:rPr>
+          <w:rFonts w:ascii="Times New Roman" w:hAnsi="Times New Roman" w:cs="Times New Roman"/>
+          <w:sz w:val="30"/>
+          <w:szCs w:val="30"/>
+          <w:lang w:val="en-US"/>
+        </w:rPr>
+        <w:t>.</w:t>
       </w:r>
     </w:p>
     <w:p>
       <w:pPr>
         <w:rPr>
           <w:rFonts w:ascii="Times New Roman" w:hAnsi="Times New Roman" w:cs="Times New Roman"/>
-          <w:sz w:val="20"/>
-          <w:szCs w:val="20"/>
-          <w:lang w:val="en-US"/>
-        </w:rPr>
-      </w:pPr>
-      <w:r>
-        <w:rPr>
-          <w:rFonts w:ascii="Times New Roman" w:hAnsi="Times New Roman" w:cs="Times New Roman"/>
-          <w:sz w:val="30"/>
-          <w:szCs w:val="30"/>
-          <w:lang w:val="en-US"/>
-        </w:rPr>
-        <w:t xml:space="preserve">Tools: VS Code, </w:t>
-      </w:r>
-      <w:r>
-        <w:rPr>
-          <w:rFonts w:ascii="Times New Roman" w:hAnsi="Times New Roman" w:cs="Times New Roman"/>
-          <w:sz w:val="30"/>
-          <w:szCs w:val="30"/>
-          <w:lang w:val="en-US"/>
-        </w:rPr>
-        <w:t>Android</w:t>
-      </w:r>
-      <w:r>
-        <w:rPr>
-          <w:rFonts w:ascii="Times New Roman" w:hAnsi="Times New Roman" w:cs="Times New Roman"/>
-          <w:sz w:val="30"/>
-          <w:szCs w:val="30"/>
-          <w:lang w:val="en-US"/>
-        </w:rPr>
-        <w:t xml:space="preserve"> Studio, Git, GitHub, Office Tools</w:t>
-      </w:r>
-      <w:r>
-        <w:rPr>
-          <w:rFonts w:ascii="Times New Roman" w:hAnsi="Times New Roman" w:cs="Times New Roman"/>
-          <w:sz w:val="20"/>
-          <w:szCs w:val="20"/>
-          <w:lang w:val="en-US"/>
-        </w:rPr>
-        <w:t>.</w:t>
+          <w:sz w:val="30"/>
+          <w:szCs w:val="30"/>
+          <w:lang w:val="en-US"/>
+        </w:rPr>
+      </w:pPr>
+      <w:r>
+        <w:rPr>
+          <w:rFonts w:ascii="Times New Roman" w:hAnsi="Times New Roman" w:cs="Times New Roman"/>
+          <w:sz w:val="30"/>
+          <w:szCs w:val="30"/>
+          <w:lang w:val="en-US"/>
+        </w:rPr>
+        <w:t>Tools: VS Code, Andriod Studio, Git, GitHub, Office Tools.</w:t>
       </w:r>
     </w:p>
     <w:p>
@@ -351,8 +277,8 @@
           <w:rFonts w:ascii="Times New Roman" w:hAnsi="Times New Roman" w:cs="Times New Roman"/>
           <w:b/>
           <w:color w:val="000000" w:themeColor="text1"/>
-          <w:sz w:val="50"/>
-          <w:szCs w:val="50"/>
+          <w:sz w:val="40"/>
+          <w:szCs w:val="40"/>
           <w:u w:val="single"/>
           <w:lang w:val="en-US"/>
         </w:rPr>
@@ -362,8 +288,8 @@
           <w:rFonts w:ascii="Times New Roman" w:hAnsi="Times New Roman" w:cs="Times New Roman"/>
           <w:b/>
           <w:color w:val="000000" w:themeColor="text1"/>
-          <w:sz w:val="50"/>
-          <w:szCs w:val="50"/>
+          <w:sz w:val="40"/>
+          <w:szCs w:val="40"/>
           <w:u w:val="single"/>
           <w:lang w:val="en-US"/>
         </w:rPr>
@@ -381,8 +307,8 @@
           <w:rFonts w:ascii="Times New Roman" w:hAnsi="Times New Roman" w:cs="Times New Roman"/>
           <w:b/>
           <w:color w:val="000000" w:themeColor="text1"/>
-          <w:sz w:val="40"/>
-          <w:szCs w:val="40"/>
+          <w:sz w:val="30"/>
+          <w:szCs w:val="30"/>
           <w:u w:val="single"/>
           <w:lang w:val="en-US"/>
         </w:rPr>
@@ -392,61 +318,51 @@
           <w:rFonts w:ascii="Times New Roman" w:hAnsi="Times New Roman" w:cs="Times New Roman"/>
           <w:b/>
           <w:color w:val="000000" w:themeColor="text1"/>
-          <w:sz w:val="40"/>
-          <w:szCs w:val="40"/>
+          <w:sz w:val="30"/>
+          <w:szCs w:val="30"/>
           <w:u w:val="single"/>
           <w:lang w:val="en-US"/>
         </w:rPr>
-        <w:t xml:space="preserve">MY </w:t>
+        <w:t>MY Portfolio</w:t>
       </w:r>
       <w:r>
         <w:rPr>
           <w:rFonts w:ascii="Times New Roman" w:hAnsi="Times New Roman" w:cs="Times New Roman"/>
           <w:b/>
           <w:color w:val="000000" w:themeColor="text1"/>
-          <w:sz w:val="40"/>
-          <w:szCs w:val="40"/>
+          <w:sz w:val="30"/>
+          <w:szCs w:val="30"/>
           <w:u w:val="single"/>
           <w:lang w:val="en-US"/>
         </w:rPr>
-        <w:t>Portfolio :</w:t>
-      </w:r>
-      <w:r>
-        <w:rPr>
-          <w:rFonts w:ascii="Times New Roman" w:hAnsi="Times New Roman" w:cs="Times New Roman"/>
-          <w:color w:val="000000" w:themeColor="text1"/>
-          <w:sz w:val="40"/>
-          <w:szCs w:val="40"/>
-          <w:lang w:val="en-US"/>
-        </w:rPr>
-        <w:t>( HTML, CSS,</w:t>
-      </w:r>
-      <w:r>
-        <w:rPr>
-          <w:rFonts w:ascii="Times New Roman" w:hAnsi="Times New Roman" w:cs="Times New Roman"/>
-          <w:color w:val="000000" w:themeColor="text1"/>
-          <w:sz w:val="40"/>
-          <w:szCs w:val="40"/>
-          <w:lang w:val="en-US"/>
-        </w:rPr>
-        <w:t xml:space="preserve"> </w:t>
-      </w:r>
-      <w:r>
-        <w:rPr>
-          <w:rFonts w:ascii="Times New Roman" w:hAnsi="Times New Roman" w:cs="Times New Roman"/>
-          <w:color w:val="000000" w:themeColor="text1"/>
-          <w:sz w:val="40"/>
-          <w:szCs w:val="40"/>
-          <w:lang w:val="en-US"/>
-        </w:rPr>
-        <w:t>JS</w:t>
-      </w:r>
-      <w:r>
-        <w:rPr>
-          <w:rFonts w:ascii="Times New Roman" w:hAnsi="Times New Roman" w:cs="Times New Roman"/>
-          <w:color w:val="000000" w:themeColor="text1"/>
-          <w:sz w:val="40"/>
-          <w:szCs w:val="40"/>
+        <w:t>:</w:t>
+      </w:r>
+      <w:r>
+        <w:rPr>
+          <w:rFonts w:ascii="Times New Roman" w:hAnsi="Times New Roman" w:cs="Times New Roman"/>
+          <w:color w:val="000000" w:themeColor="text1"/>
+          <w:sz w:val="30"/>
+          <w:szCs w:val="30"/>
+          <w:lang w:val="en-US"/>
+        </w:rPr>
+        <w:t>(</w:t>
+      </w:r>
+      <w:r>
+        <w:rPr>
+          <w:rFonts w:ascii="Times New Roman" w:hAnsi="Times New Roman" w:cs="Times New Roman"/>
+          <w:color w:val="000000" w:themeColor="text1"/>
+          <w:sz w:val="30"/>
+          <w:szCs w:val="30"/>
+          <w:lang w:val="en-US"/>
+        </w:rPr>
+        <w:t>HTML, CSS, JS</w:t>
+      </w:r>
+      <w:r>
+        <w:rPr>
+          <w:rFonts w:ascii="Times New Roman" w:hAnsi="Times New Roman" w:cs="Times New Roman"/>
+          <w:color w:val="000000" w:themeColor="text1"/>
+          <w:sz w:val="30"/>
+          <w:szCs w:val="30"/>
           <w:lang w:val="en-US"/>
         </w:rPr>
         <w:t>)</w:t>
@@ -455,12 +371,48 @@
         <w:rPr>
           <w:rFonts w:ascii="Times New Roman" w:hAnsi="Times New Roman" w:cs="Times New Roman"/>
           <w:color w:val="000000" w:themeColor="text1"/>
-          <w:sz w:val="40"/>
-          <w:szCs w:val="40"/>
+          <w:sz w:val="30"/>
+          <w:szCs w:val="30"/>
           <w:lang w:val="en-US"/>
         </w:rPr>
         <w:t>.</w:t>
       </w:r>
+    </w:p>
+    <w:p>
+      <w:pPr>
+        <w:pStyle w:val="ListParagraph"/>
+        <w:rPr>
+          <w:rFonts w:ascii="Times New Roman" w:hAnsi="Times New Roman" w:cs="Times New Roman"/>
+          <w:color w:val="000000" w:themeColor="text1"/>
+          <w:sz w:val="30"/>
+          <w:szCs w:val="30"/>
+          <w:lang w:val="en-US"/>
+        </w:rPr>
+      </w:pPr>
+      <w:r>
+        <w:rPr>
+          <w:rFonts w:ascii="Times New Roman" w:hAnsi="Times New Roman" w:cs="Times New Roman"/>
+          <w:color w:val="000000" w:themeColor="text1"/>
+          <w:sz w:val="30"/>
+          <w:szCs w:val="30"/>
+          <w:lang w:val="en-US"/>
+        </w:rPr>
+        <w:t>Website which give the information about my project and more.</w:t>
+      </w:r>
+    </w:p>
+    <w:p>
+      <w:pPr>
+        <w:pStyle w:val="ListParagraph"/>
+        <w:rPr>
+          <w:rFonts w:ascii="Times New Roman" w:hAnsi="Times New Roman" w:cs="Times New Roman"/>
+          <w:b/>
+          <w:color w:val="000000" w:themeColor="text1"/>
+          <w:sz w:val="30"/>
+          <w:szCs w:val="30"/>
+          <w:u w:val="single"/>
+          <w:lang w:val="en-US"/>
+        </w:rPr>
+      </w:pPr>
     </w:p>
     <w:p>
       <w:pPr>
@@ -473,8 +425,8 @@
           <w:rFonts w:ascii="Times New Roman" w:hAnsi="Times New Roman" w:cs="Times New Roman"/>
           <w:b/>
           <w:color w:val="000000" w:themeColor="text1"/>
-          <w:sz w:val="40"/>
-          <w:szCs w:val="40"/>
+          <w:sz w:val="30"/>
+          <w:szCs w:val="30"/>
           <w:u w:val="single"/>
           <w:lang w:val="en-US"/>
         </w:rPr>
@@ -484,107 +436,81 @@
           <w:rFonts w:ascii="Times New Roman" w:hAnsi="Times New Roman" w:cs="Times New Roman"/>
           <w:b/>
           <w:color w:val="000000" w:themeColor="text1"/>
-          <w:sz w:val="40"/>
-          <w:szCs w:val="40"/>
+          <w:sz w:val="30"/>
+          <w:szCs w:val="30"/>
           <w:u w:val="single"/>
           <w:lang w:val="en-US"/>
         </w:rPr>
-        <w:t>Hishob</w:t>
-      </w:r>
-      <w:r>
+        <w:t>Pharmacy:</w:t>
+      </w:r>
+      <w:r>
+        <w:rPr>
+          <w:rFonts w:ascii="Times New Roman" w:hAnsi="Times New Roman" w:cs="Times New Roman"/>
+          <w:color w:val="000000" w:themeColor="text1"/>
+          <w:sz w:val="30"/>
+          <w:szCs w:val="30"/>
+          <w:lang w:val="en-US"/>
+        </w:rPr>
+        <w:t>(HTML, CSS, NodeJS, Mongo).</w:t>
+      </w:r>
+    </w:p>
+    <w:p>
+      <w:pPr>
+        <w:pStyle w:val="ListParagraph"/>
+        <w:rPr>
+          <w:rFonts w:ascii="Times New Roman" w:hAnsi="Times New Roman" w:cs="Times New Roman"/>
+          <w:color w:val="000000" w:themeColor="text1"/>
+          <w:sz w:val="30"/>
+          <w:szCs w:val="30"/>
+          <w:lang w:val="en-US"/>
+        </w:rPr>
+      </w:pPr>
+      <w:r>
+        <w:rPr>
+          <w:rFonts w:ascii="Times New Roman" w:hAnsi="Times New Roman" w:cs="Times New Roman"/>
+          <w:color w:val="000000" w:themeColor="text1"/>
+          <w:sz w:val="30"/>
+          <w:szCs w:val="30"/>
+          <w:lang w:val="en-US"/>
+        </w:rPr>
+        <w:t>It is the project which gives the information to job to the person</w:t>
+      </w:r>
+    </w:p>
+    <w:p>
+      <w:pPr>
+        <w:pStyle w:val="ListParagraph"/>
+        <w:rPr>
+          <w:rFonts w:ascii="Times New Roman" w:hAnsi="Times New Roman" w:cs="Times New Roman"/>
+          <w:color w:val="000000" w:themeColor="text1"/>
+          <w:sz w:val="30"/>
+          <w:szCs w:val="30"/>
+          <w:lang w:val="en-US"/>
+        </w:rPr>
+      </w:pPr>
+      <w:r>
+        <w:rPr>
+          <w:rFonts w:ascii="Times New Roman" w:hAnsi="Times New Roman" w:cs="Times New Roman"/>
+          <w:color w:val="000000" w:themeColor="text1"/>
+          <w:sz w:val="30"/>
+          <w:szCs w:val="30"/>
+          <w:lang w:val="en-US"/>
+        </w:rPr>
+        <w:t>and many more.</w:t>
+      </w:r>
+    </w:p>
+    <w:p>
+      <w:pPr>
+        <w:pStyle w:val="ListParagraph"/>
         <w:rPr>
           <w:rFonts w:ascii="Times New Roman" w:hAnsi="Times New Roman" w:cs="Times New Roman"/>
           <w:b/>
           <w:color w:val="000000" w:themeColor="text1"/>
-          <w:sz w:val="40"/>
-          <w:szCs w:val="40"/>
+          <w:sz w:val="30"/>
+          <w:szCs w:val="30"/>
           <w:u w:val="single"/>
           <w:lang w:val="en-US"/>
         </w:rPr>
-        <w:t xml:space="preserve"> </w:t>
-      </w:r>
-      <w:r>
-        <w:rPr>
-          <w:rFonts w:ascii="Times New Roman" w:hAnsi="Times New Roman" w:cs="Times New Roman"/>
-          <w:b/>
-          <w:color w:val="000000" w:themeColor="text1"/>
-          <w:sz w:val="40"/>
-          <w:szCs w:val="40"/>
-          <w:u w:val="single"/>
-          <w:lang w:val="en-US"/>
-        </w:rPr>
-        <w:t>:</w:t>
-      </w:r>
-      <w:r>
-        <w:rPr>
-          <w:rFonts w:ascii="Times New Roman" w:hAnsi="Times New Roman" w:cs="Times New Roman"/>
-          <w:color w:val="000000" w:themeColor="text1"/>
-          <w:sz w:val="40"/>
-          <w:szCs w:val="40"/>
-          <w:lang w:val="en-US"/>
-        </w:rPr>
-        <w:t>(</w:t>
-      </w:r>
-      <w:r>
-        <w:rPr>
-          <w:rFonts w:ascii="Times New Roman" w:hAnsi="Times New Roman" w:cs="Times New Roman"/>
-          <w:color w:val="000000" w:themeColor="text1"/>
-          <w:sz w:val="40"/>
-          <w:szCs w:val="40"/>
-          <w:lang w:val="en-US"/>
-        </w:rPr>
-        <w:t xml:space="preserve"> </w:t>
-      </w:r>
-      <w:r>
-        <w:rPr>
-          <w:rFonts w:ascii="Times New Roman" w:hAnsi="Times New Roman" w:cs="Times New Roman"/>
-          <w:color w:val="000000" w:themeColor="text1"/>
-          <w:sz w:val="40"/>
-          <w:szCs w:val="40"/>
-          <w:lang w:val="en-US"/>
-        </w:rPr>
-        <w:t>HTML,</w:t>
-      </w:r>
-      <w:r>
-        <w:rPr>
-          <w:rFonts w:ascii="Times New Roman" w:hAnsi="Times New Roman" w:cs="Times New Roman"/>
-          <w:color w:val="000000" w:themeColor="text1"/>
-          <w:sz w:val="40"/>
-          <w:szCs w:val="40"/>
-          <w:lang w:val="en-US"/>
-        </w:rPr>
-        <w:t xml:space="preserve"> </w:t>
-      </w:r>
-      <w:r>
-        <w:rPr>
-          <w:rFonts w:ascii="Times New Roman" w:hAnsi="Times New Roman" w:cs="Times New Roman"/>
-          <w:color w:val="000000" w:themeColor="text1"/>
-          <w:sz w:val="40"/>
-          <w:szCs w:val="40"/>
-          <w:lang w:val="en-US"/>
-        </w:rPr>
-        <w:t>CSS,</w:t>
-      </w:r>
-      <w:r>
-        <w:rPr>
-          <w:rFonts w:ascii="Times New Roman" w:hAnsi="Times New Roman" w:cs="Times New Roman"/>
-          <w:color w:val="000000" w:themeColor="text1"/>
-          <w:sz w:val="40"/>
-          <w:szCs w:val="40"/>
-          <w:lang w:val="en-US"/>
-        </w:rPr>
-        <w:t xml:space="preserve"> </w:t>
-      </w:r>
-      <w:r>
-        <w:rPr>
-          <w:rFonts w:ascii="Times New Roman" w:hAnsi="Times New Roman" w:cs="Times New Roman"/>
-          <w:color w:val="000000" w:themeColor="text1"/>
-          <w:sz w:val="40"/>
-          <w:szCs w:val="40"/>
-          <w:lang w:val="en-US"/>
-        </w:rPr>
-        <w:t>JS).</w:t>
-      </w:r>
+      </w:pPr>
     </w:p>
     <w:p>
       <w:pPr>
@@ -597,13 +523,106 @@
           <w:rFonts w:ascii="Times New Roman" w:hAnsi="Times New Roman" w:cs="Times New Roman"/>
           <w:b/>
           <w:color w:val="000000" w:themeColor="text1"/>
-          <w:sz w:val="50"/>
-          <w:szCs w:val="50"/>
+          <w:sz w:val="30"/>
+          <w:szCs w:val="30"/>
           <w:u w:val="single"/>
           <w:lang w:val="en-US"/>
         </w:rPr>
       </w:pPr>
       <w:r>
+        <w:rPr>
+          <w:rFonts w:ascii="Times New Roman" w:hAnsi="Times New Roman" w:cs="Times New Roman"/>
+          <w:b/>
+          <w:color w:val="000000" w:themeColor="text1"/>
+          <w:sz w:val="30"/>
+          <w:szCs w:val="30"/>
+          <w:u w:val="single"/>
+          <w:lang w:val="en-US"/>
+        </w:rPr>
+        <w:t>Attendances</w:t>
+      </w:r>
+      <w:r>
+        <w:rPr>
+          <w:rFonts w:ascii="Times New Roman" w:hAnsi="Times New Roman" w:cs="Times New Roman"/>
+          <w:b/>
+          <w:color w:val="000000" w:themeColor="text1"/>
+          <w:sz w:val="30"/>
+          <w:szCs w:val="30"/>
+          <w:u w:val="single"/>
+          <w:lang w:val="en-US"/>
+        </w:rPr>
+        <w:t xml:space="preserve"> System:</w:t>
+      </w:r>
+      <w:r>
+        <w:rPr>
+          <w:rFonts w:ascii="Times New Roman" w:hAnsi="Times New Roman" w:cs="Times New Roman"/>
+          <w:color w:val="000000" w:themeColor="text1"/>
+          <w:sz w:val="30"/>
+          <w:szCs w:val="30"/>
+          <w:lang w:val="en-US"/>
+        </w:rPr>
+        <w:t>(HTML, CSS, N</w:t>
+      </w:r>
+      <w:r>
+        <w:rPr>
+          <w:rFonts w:ascii="Times New Roman" w:hAnsi="Times New Roman" w:cs="Times New Roman"/>
+          <w:color w:val="000000" w:themeColor="text1"/>
+          <w:sz w:val="30"/>
+          <w:szCs w:val="30"/>
+          <w:lang w:val="en-US"/>
+        </w:rPr>
+        <w:t>o</w:t>
+      </w:r>
+      <w:r>
+        <w:rPr>
+          <w:rFonts w:ascii="Times New Roman" w:hAnsi="Times New Roman" w:cs="Times New Roman"/>
+          <w:color w:val="000000" w:themeColor="text1"/>
+          <w:sz w:val="30"/>
+          <w:szCs w:val="30"/>
+          <w:lang w:val="en-US"/>
+        </w:rPr>
+        <w:t xml:space="preserve">deJs, </w:t>
+      </w:r>
+      <w:r>
+        <w:rPr>
+          <w:rFonts w:ascii="Times New Roman" w:hAnsi="Times New Roman" w:cs="Times New Roman"/>
+          <w:color w:val="000000" w:themeColor="text1"/>
+          <w:sz w:val="30"/>
+          <w:szCs w:val="30"/>
+          <w:lang w:val="en-US"/>
+        </w:rPr>
+        <w:t>EJS, Express, Mongo).</w:t>
+      </w:r>
+    </w:p>
+    <w:p>
+      <w:pPr>
+        <w:pStyle w:val="ListParagraph"/>
+        <w:rPr>
+          <w:rFonts w:ascii="Times New Roman" w:hAnsi="Times New Roman" w:cs="Times New Roman"/>
+          <w:color w:val="000000" w:themeColor="text1"/>
+          <w:sz w:val="30"/>
+          <w:szCs w:val="30"/>
+          <w:lang w:val="en-US"/>
+        </w:rPr>
+      </w:pPr>
+      <w:r>
+        <w:rPr>
+          <w:rFonts w:ascii="Times New Roman" w:hAnsi="Times New Roman" w:cs="Times New Roman"/>
+          <w:color w:val="000000" w:themeColor="text1"/>
+          <w:sz w:val="30"/>
+          <w:szCs w:val="30"/>
+          <w:lang w:val="en-US"/>
+        </w:rPr>
+        <w:t>It is the Project which make easy to teachers to take the attendances by using the user name and password and many more</w:t>
+      </w:r>
+      <w:bookmarkStart w:id="0" w:name="_GoBack"/>
+      <w:bookmarkEnd w:id="0"/>
+    </w:p>
+    <w:p>
+      <w:pPr>
+        <w:pBdr>
+          <w:top w:val="single" w:sz="4" w:space="1" w:color="auto"/>
+        </w:pBdr>
         <w:rPr>
           <w:rFonts w:ascii="Times New Roman" w:hAnsi="Times New Roman" w:cs="Times New Roman"/>
           <w:b/>
@@ -613,8 +632,7 @@
           <w:u w:val="single"/>
           <w:lang w:val="en-US"/>
         </w:rPr>
-        <w:t>Hotel</w:t>
-      </w:r>
+      </w:pPr>
       <w:r>
         <w:rPr>
           <w:rFonts w:ascii="Times New Roman" w:hAnsi="Times New Roman" w:cs="Times New Roman"/>
@@ -622,116 +640,6 @@
           <w:color w:val="000000" w:themeColor="text1"/>
           <w:sz w:val="40"/>
           <w:szCs w:val="40"/>
-          <w:u w:val="single"/>
-          <w:lang w:val="en-US"/>
-        </w:rPr>
-        <w:t xml:space="preserve"> </w:t>
-      </w:r>
-      <w:r>
-        <w:rPr>
-          <w:rFonts w:ascii="Times New Roman" w:hAnsi="Times New Roman" w:cs="Times New Roman"/>
-          <w:b/>
-          <w:color w:val="000000" w:themeColor="text1"/>
-          <w:sz w:val="40"/>
-          <w:szCs w:val="40"/>
-          <w:u w:val="single"/>
-          <w:lang w:val="en-US"/>
-        </w:rPr>
-        <w:t>:</w:t>
-      </w:r>
-      <w:r>
-        <w:rPr>
-          <w:rFonts w:ascii="Times New Roman" w:hAnsi="Times New Roman" w:cs="Times New Roman"/>
-          <w:color w:val="000000" w:themeColor="text1"/>
-          <w:sz w:val="40"/>
-          <w:szCs w:val="40"/>
-          <w:lang w:val="en-US"/>
-        </w:rPr>
-        <w:t>(</w:t>
-      </w:r>
-      <w:r>
-        <w:rPr>
-          <w:rFonts w:ascii="Times New Roman" w:hAnsi="Times New Roman" w:cs="Times New Roman"/>
-          <w:color w:val="000000" w:themeColor="text1"/>
-          <w:sz w:val="40"/>
-          <w:szCs w:val="40"/>
-          <w:lang w:val="en-US"/>
-        </w:rPr>
-        <w:t xml:space="preserve"> </w:t>
-      </w:r>
-      <w:r>
-        <w:rPr>
-          <w:rFonts w:ascii="Times New Roman" w:hAnsi="Times New Roman" w:cs="Times New Roman"/>
-          <w:color w:val="000000" w:themeColor="text1"/>
-          <w:sz w:val="40"/>
-          <w:szCs w:val="40"/>
-          <w:lang w:val="en-US"/>
-        </w:rPr>
-        <w:t>HTML,</w:t>
-      </w:r>
-      <w:r>
-        <w:rPr>
-          <w:rFonts w:ascii="Times New Roman" w:hAnsi="Times New Roman" w:cs="Times New Roman"/>
-          <w:color w:val="000000" w:themeColor="text1"/>
-          <w:sz w:val="40"/>
-          <w:szCs w:val="40"/>
-          <w:lang w:val="en-US"/>
-        </w:rPr>
-        <w:t xml:space="preserve"> </w:t>
-      </w:r>
-      <w:r>
-        <w:rPr>
-          <w:rFonts w:ascii="Times New Roman" w:hAnsi="Times New Roman" w:cs="Times New Roman"/>
-          <w:color w:val="000000" w:themeColor="text1"/>
-          <w:sz w:val="40"/>
-          <w:szCs w:val="40"/>
-          <w:lang w:val="en-US"/>
-        </w:rPr>
-        <w:t>CSS,</w:t>
-      </w:r>
-      <w:r>
-        <w:rPr>
-          <w:rFonts w:ascii="Times New Roman" w:hAnsi="Times New Roman" w:cs="Times New Roman"/>
-          <w:color w:val="000000" w:themeColor="text1"/>
-          <w:sz w:val="40"/>
-          <w:szCs w:val="40"/>
-          <w:lang w:val="en-US"/>
-        </w:rPr>
-        <w:t xml:space="preserve"> </w:t>
-      </w:r>
-      <w:r>
-        <w:rPr>
-          <w:rFonts w:ascii="Times New Roman" w:hAnsi="Times New Roman" w:cs="Times New Roman"/>
-          <w:color w:val="000000" w:themeColor="text1"/>
-          <w:sz w:val="40"/>
-          <w:szCs w:val="40"/>
-          <w:lang w:val="en-US"/>
-        </w:rPr>
-        <w:t>JS).</w:t>
-      </w:r>
-    </w:p>
-    <w:p>
-      <w:pPr>
-        <w:pBdr>
-          <w:top w:val="single" w:sz="4" w:space="1" w:color="auto"/>
-        </w:pBdr>
-        <w:rPr>
-          <w:rFonts w:ascii="Times New Roman" w:hAnsi="Times New Roman" w:cs="Times New Roman"/>
-          <w:b/>
-          <w:color w:val="000000" w:themeColor="text1"/>
-          <w:sz w:val="50"/>
-          <w:szCs w:val="50"/>
-          <w:u w:val="single"/>
-          <w:lang w:val="en-US"/>
-        </w:rPr>
-      </w:pPr>
-      <w:r>
-        <w:rPr>
-          <w:rFonts w:ascii="Times New Roman" w:hAnsi="Times New Roman" w:cs="Times New Roman"/>
-          <w:b/>
-          <w:color w:val="000000" w:themeColor="text1"/>
-          <w:sz w:val="50"/>
-          <w:szCs w:val="50"/>
           <w:u w:val="single"/>
           <w:lang w:val="en-US"/>
         </w:rPr>
@@ -749,8 +657,8 @@
           <w:rFonts w:ascii="Times New Roman" w:hAnsi="Times New Roman" w:cs="Times New Roman"/>
           <w:b/>
           <w:color w:val="000000" w:themeColor="text1"/>
-          <w:sz w:val="50"/>
-          <w:szCs w:val="50"/>
+          <w:sz w:val="30"/>
+          <w:szCs w:val="30"/>
           <w:u w:val="single"/>
           <w:lang w:val="en-US"/>
         </w:rPr>
@@ -760,19 +668,45 @@
           <w:rFonts w:ascii="Times New Roman" w:hAnsi="Times New Roman" w:cs="Times New Roman"/>
           <w:b/>
           <w:color w:val="000000" w:themeColor="text1"/>
-          <w:sz w:val="50"/>
-          <w:szCs w:val="50"/>
+          <w:sz w:val="30"/>
+          <w:szCs w:val="30"/>
           <w:u w:val="single"/>
           <w:lang w:val="en-US"/>
         </w:rPr>
-        <w:t>B.sc(computer science):-</w:t>
-      </w:r>
-      <w:r>
-        <w:rPr>
-          <w:rFonts w:ascii="Times New Roman" w:hAnsi="Times New Roman" w:cs="Times New Roman"/>
-          <w:color w:val="000000" w:themeColor="text1"/>
-          <w:sz w:val="50"/>
-          <w:szCs w:val="50"/>
+        <w:t>B.</w:t>
+      </w:r>
+      <w:proofErr w:type="gramStart"/>
+      <w:r>
+        <w:rPr>
+          <w:rFonts w:ascii="Times New Roman" w:hAnsi="Times New Roman" w:cs="Times New Roman"/>
+          <w:b/>
+          <w:color w:val="000000" w:themeColor="text1"/>
+          <w:sz w:val="30"/>
+          <w:szCs w:val="30"/>
+          <w:u w:val="single"/>
+          <w:lang w:val="en-US"/>
+        </w:rPr>
+        <w:t>sc(</w:t>
+      </w:r>
+      <w:proofErr w:type="gramEnd"/>
+      <w:r>
+        <w:rPr>
+          <w:rFonts w:ascii="Times New Roman" w:hAnsi="Times New Roman" w:cs="Times New Roman"/>
+          <w:b/>
+          <w:color w:val="000000" w:themeColor="text1"/>
+          <w:sz w:val="30"/>
+          <w:szCs w:val="30"/>
+          <w:u w:val="single"/>
+          <w:lang w:val="en-US"/>
+        </w:rPr>
+        <w:t>computer science):-</w:t>
+      </w:r>
+      <w:r>
+        <w:rPr>
+          <w:rFonts w:ascii="Times New Roman" w:hAnsi="Times New Roman" w:cs="Times New Roman"/>
+          <w:color w:val="000000" w:themeColor="text1"/>
+          <w:sz w:val="30"/>
+          <w:szCs w:val="30"/>
           <w:lang w:val="en-US"/>
         </w:rPr>
         <w:t xml:space="preserve"> (2022-Present)</w:t>
@@ -785,8 +719,8 @@
           <w:rFonts w:ascii="Times New Roman" w:hAnsi="Times New Roman" w:cs="Times New Roman"/>
           <w:b/>
           <w:color w:val="000000" w:themeColor="text1"/>
-          <w:sz w:val="36"/>
-          <w:szCs w:val="36"/>
+          <w:sz w:val="30"/>
+          <w:szCs w:val="30"/>
           <w:lang w:val="en-US"/>
         </w:rPr>
       </w:pPr>
@@ -795,8 +729,8 @@
           <w:rFonts w:ascii="Times New Roman" w:hAnsi="Times New Roman" w:cs="Times New Roman"/>
           <w:b/>
           <w:color w:val="000000" w:themeColor="text1"/>
-          <w:sz w:val="36"/>
-          <w:szCs w:val="36"/>
+          <w:sz w:val="30"/>
+          <w:szCs w:val="30"/>
           <w:lang w:val="en-US"/>
         </w:rPr>
         <w:t xml:space="preserve">    </w:t>
@@ -806,8 +740,8 @@
           <w:rFonts w:ascii="Times New Roman" w:hAnsi="Times New Roman" w:cs="Times New Roman"/>
           <w:b/>
           <w:color w:val="000000" w:themeColor="text1"/>
-          <w:sz w:val="36"/>
-          <w:szCs w:val="36"/>
+          <w:sz w:val="30"/>
+          <w:szCs w:val="30"/>
           <w:lang w:val="en-US"/>
         </w:rPr>
         <w:t>V.N.M,</w:t>
@@ -816,8 +750,8 @@
         <w:rPr>
           <w:rFonts w:ascii="Times New Roman" w:hAnsi="Times New Roman" w:cs="Times New Roman"/>
           <w:color w:val="000000" w:themeColor="text1"/>
-          <w:sz w:val="36"/>
-          <w:szCs w:val="36"/>
+          <w:sz w:val="30"/>
+          <w:szCs w:val="30"/>
           <w:lang w:val="en-US"/>
         </w:rPr>
         <w:t xml:space="preserve"> </w:t>
@@ -827,8 +761,8 @@
           <w:rFonts w:ascii="Times New Roman" w:hAnsi="Times New Roman" w:cs="Times New Roman"/>
           <w:b/>
           <w:color w:val="000000" w:themeColor="text1"/>
-          <w:sz w:val="36"/>
-          <w:szCs w:val="36"/>
+          <w:sz w:val="30"/>
+          <w:szCs w:val="30"/>
           <w:lang w:val="en-US"/>
         </w:rPr>
         <w:t>Chh.Sambhajinagar, Maharashtra</w:t>
@@ -838,8 +772,8 @@
           <w:rFonts w:ascii="Times New Roman" w:hAnsi="Times New Roman" w:cs="Times New Roman"/>
           <w:b/>
           <w:color w:val="000000" w:themeColor="text1"/>
-          <w:sz w:val="36"/>
-          <w:szCs w:val="36"/>
+          <w:sz w:val="30"/>
+          <w:szCs w:val="30"/>
           <w:lang w:val="en-US"/>
         </w:rPr>
         <w:t>.</w:t>
@@ -851,8 +785,8 @@
         <w:rPr>
           <w:rFonts w:ascii="Times New Roman" w:hAnsi="Times New Roman" w:cs="Times New Roman"/>
           <w:color w:val="000000" w:themeColor="text1"/>
-          <w:sz w:val="36"/>
-          <w:szCs w:val="36"/>
+          <w:sz w:val="20"/>
+          <w:szCs w:val="20"/>
           <w:lang w:val="en-US"/>
         </w:rPr>
       </w:pPr>
@@ -861,18 +795,29 @@
           <w:rFonts w:ascii="Times New Roman" w:hAnsi="Times New Roman" w:cs="Times New Roman"/>
           <w:b/>
           <w:color w:val="000000" w:themeColor="text1"/>
-          <w:sz w:val="36"/>
-          <w:szCs w:val="36"/>
-          <w:lang w:val="en-US"/>
-        </w:rPr>
-        <w:t xml:space="preserve">    </w:t>
-      </w:r>
-      <w:r>
-        <w:rPr>
-          <w:rFonts w:ascii="Times New Roman" w:hAnsi="Times New Roman" w:cs="Times New Roman"/>
-          <w:color w:val="000000" w:themeColor="text1"/>
-          <w:sz w:val="36"/>
-          <w:szCs w:val="36"/>
+          <w:sz w:val="30"/>
+          <w:szCs w:val="30"/>
+          <w:lang w:val="en-US"/>
+        </w:rPr>
+        <w:t xml:space="preserve">   </w:t>
+      </w:r>
+      <w:r>
+        <w:rPr>
+          <w:rFonts w:ascii="Times New Roman" w:hAnsi="Times New Roman" w:cs="Times New Roman"/>
+          <w:b/>
+          <w:color w:val="000000" w:themeColor="text1"/>
+          <w:sz w:val="30"/>
+          <w:szCs w:val="30"/>
+          <w:lang w:val="en-US"/>
+        </w:rPr>
+        <w:t xml:space="preserve"> </w:t>
+      </w:r>
+      <w:r>
+        <w:rPr>
+          <w:rFonts w:ascii="Times New Roman" w:hAnsi="Times New Roman" w:cs="Times New Roman"/>
+          <w:color w:val="000000" w:themeColor="text1"/>
+          <w:sz w:val="20"/>
+          <w:szCs w:val="20"/>
           <w:lang w:val="en-US"/>
         </w:rPr>
         <w:t>First Semester: SGPA=7.10</w:t>
@@ -884,27 +829,47 @@
         <w:rPr>
           <w:rFonts w:ascii="Times New Roman" w:hAnsi="Times New Roman" w:cs="Times New Roman"/>
           <w:color w:val="000000" w:themeColor="text1"/>
-          <w:sz w:val="36"/>
-          <w:szCs w:val="36"/>
-          <w:lang w:val="en-US"/>
-        </w:rPr>
-      </w:pPr>
-      <w:r>
-        <w:rPr>
-          <w:rFonts w:ascii="Times New Roman" w:hAnsi="Times New Roman" w:cs="Times New Roman"/>
-          <w:color w:val="000000" w:themeColor="text1"/>
-          <w:sz w:val="36"/>
-          <w:szCs w:val="36"/>
-          <w:lang w:val="en-US"/>
-        </w:rPr>
-        <w:t xml:space="preserve">    Second Semester: SGPA</w:t>
-      </w:r>
-      <w:r>
-        <w:rPr>
-          <w:rFonts w:ascii="Times New Roman" w:hAnsi="Times New Roman" w:cs="Times New Roman"/>
-          <w:color w:val="000000" w:themeColor="text1"/>
-          <w:sz w:val="36"/>
-          <w:szCs w:val="36"/>
+          <w:sz w:val="20"/>
+          <w:szCs w:val="20"/>
+          <w:lang w:val="en-US"/>
+        </w:rPr>
+      </w:pPr>
+      <w:r>
+        <w:rPr>
+          <w:rFonts w:ascii="Times New Roman" w:hAnsi="Times New Roman" w:cs="Times New Roman"/>
+          <w:color w:val="000000" w:themeColor="text1"/>
+          <w:sz w:val="20"/>
+          <w:szCs w:val="20"/>
+          <w:lang w:val="en-US"/>
+        </w:rPr>
+        <w:t xml:space="preserve">    </w:t>
+      </w:r>
+      <w:r>
+        <w:rPr>
+          <w:rFonts w:ascii="Times New Roman" w:hAnsi="Times New Roman" w:cs="Times New Roman"/>
+          <w:color w:val="000000" w:themeColor="text1"/>
+          <w:sz w:val="20"/>
+          <w:szCs w:val="20"/>
+          <w:lang w:val="en-US"/>
+        </w:rPr>
+        <w:t xml:space="preserve">  </w:t>
+      </w:r>
+      <w:r>
+        <w:rPr>
+          <w:rFonts w:ascii="Times New Roman" w:hAnsi="Times New Roman" w:cs="Times New Roman"/>
+          <w:color w:val="000000" w:themeColor="text1"/>
+          <w:sz w:val="20"/>
+          <w:szCs w:val="20"/>
+          <w:lang w:val="en-US"/>
+        </w:rPr>
+        <w:t>Second Semester: SGPA</w:t>
+      </w:r>
+      <w:r>
+        <w:rPr>
+          <w:rFonts w:ascii="Times New Roman" w:hAnsi="Times New Roman" w:cs="Times New Roman"/>
+          <w:color w:val="000000" w:themeColor="text1"/>
+          <w:sz w:val="20"/>
+          <w:szCs w:val="20"/>
           <w:lang w:val="en-US"/>
         </w:rPr>
         <w:t>=8.24</w:t>
@@ -916,27 +881,47 @@
         <w:rPr>
           <w:rFonts w:ascii="Times New Roman" w:hAnsi="Times New Roman" w:cs="Times New Roman"/>
           <w:color w:val="000000" w:themeColor="text1"/>
-          <w:sz w:val="36"/>
-          <w:szCs w:val="36"/>
-          <w:lang w:val="en-US"/>
-        </w:rPr>
-      </w:pPr>
-      <w:r>
-        <w:rPr>
-          <w:rFonts w:ascii="Times New Roman" w:hAnsi="Times New Roman" w:cs="Times New Roman"/>
-          <w:color w:val="000000" w:themeColor="text1"/>
-          <w:sz w:val="36"/>
-          <w:szCs w:val="36"/>
-          <w:lang w:val="en-US"/>
-        </w:rPr>
-        <w:t xml:space="preserve">    Third Semester: SGPA</w:t>
-      </w:r>
-      <w:r>
-        <w:rPr>
-          <w:rFonts w:ascii="Times New Roman" w:hAnsi="Times New Roman" w:cs="Times New Roman"/>
-          <w:color w:val="000000" w:themeColor="text1"/>
-          <w:sz w:val="36"/>
-          <w:szCs w:val="36"/>
+          <w:sz w:val="20"/>
+          <w:szCs w:val="20"/>
+          <w:lang w:val="en-US"/>
+        </w:rPr>
+      </w:pPr>
+      <w:r>
+        <w:rPr>
+          <w:rFonts w:ascii="Times New Roman" w:hAnsi="Times New Roman" w:cs="Times New Roman"/>
+          <w:color w:val="000000" w:themeColor="text1"/>
+          <w:sz w:val="20"/>
+          <w:szCs w:val="20"/>
+          <w:lang w:val="en-US"/>
+        </w:rPr>
+        <w:t xml:space="preserve">    </w:t>
+      </w:r>
+      <w:r>
+        <w:rPr>
+          <w:rFonts w:ascii="Times New Roman" w:hAnsi="Times New Roman" w:cs="Times New Roman"/>
+          <w:color w:val="000000" w:themeColor="text1"/>
+          <w:sz w:val="20"/>
+          <w:szCs w:val="20"/>
+          <w:lang w:val="en-US"/>
+        </w:rPr>
+        <w:t xml:space="preserve">  </w:t>
+      </w:r>
+      <w:r>
+        <w:rPr>
+          <w:rFonts w:ascii="Times New Roman" w:hAnsi="Times New Roman" w:cs="Times New Roman"/>
+          <w:color w:val="000000" w:themeColor="text1"/>
+          <w:sz w:val="20"/>
+          <w:szCs w:val="20"/>
+          <w:lang w:val="en-US"/>
+        </w:rPr>
+        <w:t>Third Semester: SGPA</w:t>
+      </w:r>
+      <w:r>
+        <w:rPr>
+          <w:rFonts w:ascii="Times New Roman" w:hAnsi="Times New Roman" w:cs="Times New Roman"/>
+          <w:color w:val="000000" w:themeColor="text1"/>
+          <w:sz w:val="20"/>
+          <w:szCs w:val="20"/>
           <w:lang w:val="en-US"/>
         </w:rPr>
         <w:t>=8.26</w:t>
@@ -953,44 +938,58 @@
           <w:rFonts w:ascii="Times New Roman" w:hAnsi="Times New Roman" w:cs="Times New Roman"/>
           <w:b/>
           <w:color w:val="000000" w:themeColor="text1"/>
-          <w:sz w:val="50"/>
-          <w:szCs w:val="50"/>
+          <w:sz w:val="30"/>
+          <w:szCs w:val="30"/>
           <w:u w:val="single"/>
           <w:lang w:val="en-US"/>
         </w:rPr>
       </w:pPr>
+      <w:proofErr w:type="gramStart"/>
       <w:r>
         <w:rPr>
           <w:rFonts w:ascii="Times New Roman" w:hAnsi="Times New Roman" w:cs="Times New Roman"/>
           <w:b/>
           <w:color w:val="000000" w:themeColor="text1"/>
-          <w:sz w:val="50"/>
-          <w:szCs w:val="50"/>
+          <w:sz w:val="30"/>
+          <w:szCs w:val="30"/>
           <w:u w:val="single"/>
           <w:lang w:val="en-US"/>
         </w:rPr>
-        <w:t>HSC(12</w:t>
-      </w:r>
+        <w:t>HSC(</w:t>
+      </w:r>
+      <w:proofErr w:type="gramEnd"/>
       <w:r>
         <w:rPr>
           <w:rFonts w:ascii="Times New Roman" w:hAnsi="Times New Roman" w:cs="Times New Roman"/>
           <w:b/>
           <w:color w:val="000000" w:themeColor="text1"/>
-          <w:sz w:val="50"/>
-          <w:szCs w:val="50"/>
+          <w:sz w:val="30"/>
+          <w:szCs w:val="30"/>
+          <w:u w:val="single"/>
+          <w:lang w:val="en-US"/>
+        </w:rPr>
+        <w:t>12</w:t>
+      </w:r>
+      <w:r>
+        <w:rPr>
+          <w:rFonts w:ascii="Times New Roman" w:hAnsi="Times New Roman" w:cs="Times New Roman"/>
+          <w:b/>
+          <w:color w:val="000000" w:themeColor="text1"/>
+          <w:sz w:val="30"/>
+          <w:szCs w:val="30"/>
           <w:u w:val="single"/>
           <w:vertAlign w:val="superscript"/>
           <w:lang w:val="en-US"/>
         </w:rPr>
-        <w:t>TH</w:t>
+        <w:t>th</w:t>
       </w:r>
       <w:r>
         <w:rPr>
           <w:rFonts w:ascii="Times New Roman" w:hAnsi="Times New Roman" w:cs="Times New Roman"/>
           <w:b/>
           <w:color w:val="000000" w:themeColor="text1"/>
-          <w:sz w:val="50"/>
-          <w:szCs w:val="50"/>
+          <w:sz w:val="30"/>
+          <w:szCs w:val="30"/>
           <w:u w:val="single"/>
           <w:lang w:val="en-US"/>
         </w:rPr>
@@ -1000,8 +999,8 @@
         <w:rPr>
           <w:rFonts w:ascii="Times New Roman" w:hAnsi="Times New Roman" w:cs="Times New Roman"/>
           <w:color w:val="000000" w:themeColor="text1"/>
-          <w:sz w:val="50"/>
-          <w:szCs w:val="50"/>
+          <w:sz w:val="30"/>
+          <w:szCs w:val="30"/>
           <w:lang w:val="en-US"/>
         </w:rPr>
         <w:t>(2019-2020)</w:t>
@@ -1013,17 +1012,17 @@
         <w:rPr>
           <w:rFonts w:ascii="Times New Roman" w:hAnsi="Times New Roman" w:cs="Times New Roman"/>
           <w:color w:val="000000" w:themeColor="text1"/>
-          <w:sz w:val="36"/>
-          <w:szCs w:val="36"/>
-          <w:lang w:val="en-US"/>
-        </w:rPr>
-      </w:pPr>
-      <w:r>
-        <w:rPr>
-          <w:rFonts w:ascii="Times New Roman" w:hAnsi="Times New Roman" w:cs="Times New Roman"/>
-          <w:color w:val="000000" w:themeColor="text1"/>
-          <w:sz w:val="36"/>
-          <w:szCs w:val="36"/>
+          <w:sz w:val="30"/>
+          <w:szCs w:val="30"/>
+          <w:lang w:val="en-US"/>
+        </w:rPr>
+      </w:pPr>
+      <w:r>
+        <w:rPr>
+          <w:rFonts w:ascii="Times New Roman" w:hAnsi="Times New Roman" w:cs="Times New Roman"/>
+          <w:color w:val="000000" w:themeColor="text1"/>
+          <w:sz w:val="30"/>
+          <w:szCs w:val="30"/>
           <w:lang w:val="en-US"/>
         </w:rPr>
         <w:t>M.V.V.M, Chh.Sambhajinagar, Maharashtra.</w:t>
@@ -1035,17 +1034,17 @@
         <w:rPr>
           <w:rFonts w:ascii="Times New Roman" w:hAnsi="Times New Roman" w:cs="Times New Roman"/>
           <w:color w:val="000000" w:themeColor="text1"/>
-          <w:sz w:val="36"/>
-          <w:szCs w:val="36"/>
-          <w:lang w:val="en-US"/>
-        </w:rPr>
-      </w:pPr>
-      <w:r>
-        <w:rPr>
-          <w:rFonts w:ascii="Times New Roman" w:hAnsi="Times New Roman" w:cs="Times New Roman"/>
-          <w:color w:val="000000" w:themeColor="text1"/>
-          <w:sz w:val="36"/>
-          <w:szCs w:val="36"/>
+          <w:sz w:val="20"/>
+          <w:szCs w:val="20"/>
+          <w:lang w:val="en-US"/>
+        </w:rPr>
+      </w:pPr>
+      <w:r>
+        <w:rPr>
+          <w:rFonts w:ascii="Times New Roman" w:hAnsi="Times New Roman" w:cs="Times New Roman"/>
+          <w:color w:val="000000" w:themeColor="text1"/>
+          <w:sz w:val="20"/>
+          <w:szCs w:val="20"/>
           <w:lang w:val="en-US"/>
         </w:rPr>
         <w:t>Percentage: 56.40%.</w:t>
@@ -1062,31 +1061,45 @@
           <w:rFonts w:ascii="Times New Roman" w:hAnsi="Times New Roman" w:cs="Times New Roman"/>
           <w:b/>
           <w:color w:val="000000" w:themeColor="text1"/>
-          <w:sz w:val="50"/>
-          <w:szCs w:val="50"/>
+          <w:sz w:val="30"/>
+          <w:szCs w:val="30"/>
           <w:u w:val="single"/>
           <w:lang w:val="en-US"/>
         </w:rPr>
       </w:pPr>
+      <w:proofErr w:type="gramStart"/>
       <w:r>
         <w:rPr>
           <w:rFonts w:ascii="Times New Roman" w:hAnsi="Times New Roman" w:cs="Times New Roman"/>
           <w:b/>
           <w:color w:val="000000" w:themeColor="text1"/>
-          <w:sz w:val="50"/>
-          <w:szCs w:val="50"/>
+          <w:sz w:val="30"/>
+          <w:szCs w:val="30"/>
           <w:u w:val="single"/>
           <w:lang w:val="en-US"/>
         </w:rPr>
-        <w:t>SSC(10</w:t>
-      </w:r>
+        <w:t>SSC(</w:t>
+      </w:r>
+      <w:proofErr w:type="gramEnd"/>
       <w:r>
         <w:rPr>
           <w:rFonts w:ascii="Times New Roman" w:hAnsi="Times New Roman" w:cs="Times New Roman"/>
           <w:b/>
           <w:color w:val="000000" w:themeColor="text1"/>
-          <w:sz w:val="50"/>
-          <w:szCs w:val="50"/>
+          <w:sz w:val="30"/>
+          <w:szCs w:val="30"/>
+          <w:u w:val="single"/>
+          <w:lang w:val="en-US"/>
+        </w:rPr>
+        <w:t>10</w:t>
+      </w:r>
+      <w:r>
+        <w:rPr>
+          <w:rFonts w:ascii="Times New Roman" w:hAnsi="Times New Roman" w:cs="Times New Roman"/>
+          <w:b/>
+          <w:color w:val="000000" w:themeColor="text1"/>
+          <w:sz w:val="30"/>
+          <w:szCs w:val="30"/>
           <w:u w:val="single"/>
           <w:vertAlign w:val="superscript"/>
           <w:lang w:val="en-US"/>
@@ -1098,8 +1111,8 @@
           <w:rFonts w:ascii="Times New Roman" w:hAnsi="Times New Roman" w:cs="Times New Roman"/>
           <w:b/>
           <w:color w:val="000000" w:themeColor="text1"/>
-          <w:sz w:val="50"/>
-          <w:szCs w:val="50"/>
+          <w:sz w:val="30"/>
+          <w:szCs w:val="30"/>
           <w:u w:val="single"/>
           <w:lang w:val="en-US"/>
         </w:rPr>
@@ -1110,8 +1123,8 @@
           <w:rFonts w:ascii="Times New Roman" w:hAnsi="Times New Roman" w:cs="Times New Roman"/>
           <w:b/>
           <w:color w:val="000000" w:themeColor="text1"/>
-          <w:sz w:val="50"/>
-          <w:szCs w:val="50"/>
+          <w:sz w:val="30"/>
+          <w:szCs w:val="30"/>
           <w:u w:val="single"/>
           <w:lang w:val="en-US"/>
         </w:rPr>
@@ -1121,8 +1134,8 @@
         <w:rPr>
           <w:rFonts w:ascii="Times New Roman" w:hAnsi="Times New Roman" w:cs="Times New Roman"/>
           <w:color w:val="000000" w:themeColor="text1"/>
-          <w:sz w:val="50"/>
-          <w:szCs w:val="50"/>
+          <w:sz w:val="30"/>
+          <w:szCs w:val="30"/>
           <w:lang w:val="en-US"/>
         </w:rPr>
         <w:t xml:space="preserve"> (2017-2018)</w:t>
@@ -1134,21 +1147,40 @@
         <w:rPr>
           <w:rFonts w:ascii="Times New Roman" w:hAnsi="Times New Roman" w:cs="Times New Roman"/>
           <w:color w:val="000000" w:themeColor="text1"/>
-          <w:sz w:val="36"/>
-          <w:szCs w:val="36"/>
-          <w:lang w:val="en-US"/>
-        </w:rPr>
-      </w:pPr>
-      <w:r>
-        <w:rPr>
-          <w:rFonts w:ascii="Times New Roman" w:hAnsi="Times New Roman" w:cs="Times New Roman"/>
-          <w:color w:val="000000" w:themeColor="text1"/>
-          <w:sz w:val="36"/>
-          <w:szCs w:val="36"/>
-          <w:lang w:val="en-US"/>
-        </w:rPr>
-        <w:lastRenderedPageBreak/>
-        <w:t xml:space="preserve">S.F.S, Chh.Sambhajinagar, Maharashtra. </w:t>
+          <w:sz w:val="30"/>
+          <w:szCs w:val="30"/>
+          <w:lang w:val="en-US"/>
+        </w:rPr>
+      </w:pPr>
+      <w:r>
+        <w:rPr>
+          <w:rFonts w:ascii="Times New Roman" w:hAnsi="Times New Roman" w:cs="Times New Roman"/>
+          <w:color w:val="000000" w:themeColor="text1"/>
+          <w:sz w:val="30"/>
+          <w:szCs w:val="30"/>
+          <w:lang w:val="en-US"/>
+        </w:rPr>
+        <w:t>S.</w:t>
+      </w:r>
+      <w:r>
+        <w:rPr>
+          <w:rFonts w:ascii="Times New Roman" w:hAnsi="Times New Roman" w:cs="Times New Roman"/>
+          <w:color w:val="000000" w:themeColor="text1"/>
+          <w:sz w:val="30"/>
+          <w:szCs w:val="30"/>
+          <w:lang w:val="en-US"/>
+        </w:rPr>
+        <w:t>F.S</w:t>
+      </w:r>
+      <w:r>
+        <w:rPr>
+          <w:rFonts w:ascii="Times New Roman" w:hAnsi="Times New Roman" w:cs="Times New Roman"/>
+          <w:color w:val="000000" w:themeColor="text1"/>
+          <w:sz w:val="30"/>
+          <w:szCs w:val="30"/>
+          <w:lang w:val="en-US"/>
+        </w:rPr>
+        <w:t xml:space="preserve">, Chh.Sambhajinagar, Maharashtra. </w:t>
       </w:r>
     </w:p>
     <w:p>
@@ -1157,112 +1189,21 @@
         <w:rPr>
           <w:rFonts w:ascii="Times New Roman" w:hAnsi="Times New Roman" w:cs="Times New Roman"/>
           <w:color w:val="000000" w:themeColor="text1"/>
-          <w:sz w:val="36"/>
-          <w:szCs w:val="36"/>
-          <w:lang w:val="en-US"/>
-        </w:rPr>
-      </w:pPr>
-      <w:r>
-        <w:rPr>
-          <w:rFonts w:ascii="Times New Roman" w:hAnsi="Times New Roman" w:cs="Times New Roman"/>
-          <w:color w:val="000000" w:themeColor="text1"/>
-          <w:sz w:val="36"/>
-          <w:szCs w:val="36"/>
+          <w:sz w:val="20"/>
+          <w:szCs w:val="20"/>
+          <w:lang w:val="en-US"/>
+        </w:rPr>
+      </w:pPr>
+      <w:r>
+        <w:rPr>
+          <w:rFonts w:ascii="Times New Roman" w:hAnsi="Times New Roman" w:cs="Times New Roman"/>
+          <w:color w:val="000000" w:themeColor="text1"/>
+          <w:sz w:val="20"/>
+          <w:szCs w:val="20"/>
           <w:lang w:val="en-US"/>
         </w:rPr>
         <w:t>Percentage: 65.40 %.</w:t>
       </w:r>
-    </w:p>
-    <w:p>
-      <w:pPr>
-        <w:pStyle w:val="ListParagraph"/>
-        <w:rPr>
-          <w:b/>
-          <w:color w:val="000000" w:themeColor="text1"/>
-          <w:sz w:val="50"/>
-          <w:szCs w:val="50"/>
-          <w:u w:val="single"/>
-          <w:lang w:val="en-US"/>
-        </w:rPr>
-      </w:pPr>
-    </w:p>
-    <w:p>
-      <w:pPr>
-        <w:pStyle w:val="ListParagraph"/>
-        <w:rPr>
-          <w:b/>
-          <w:color w:val="000000" w:themeColor="text1"/>
-          <w:sz w:val="50"/>
-          <w:szCs w:val="50"/>
-          <w:u w:val="single"/>
-          <w:lang w:val="en-US"/>
-        </w:rPr>
-      </w:pPr>
-    </w:p>
-    <w:p>
-      <w:pPr>
-        <w:pStyle w:val="ListParagraph"/>
-        <w:rPr>
-          <w:b/>
-          <w:color w:val="000000" w:themeColor="text1"/>
-          <w:sz w:val="50"/>
-          <w:szCs w:val="50"/>
-          <w:u w:val="single"/>
-          <w:lang w:val="en-US"/>
-        </w:rPr>
-      </w:pPr>
-    </w:p>
-    <w:p>
-      <w:pPr>
-        <w:pStyle w:val="ListParagraph"/>
-        <w:rPr>
-          <w:b/>
-          <w:color w:val="000000" w:themeColor="text1"/>
-          <w:sz w:val="50"/>
-          <w:szCs w:val="50"/>
-          <w:u w:val="single"/>
-          <w:lang w:val="en-US"/>
-        </w:rPr>
-      </w:pPr>
-    </w:p>
-    <w:p>
-      <w:pPr>
-        <w:pStyle w:val="ListParagraph"/>
-        <w:rPr>
-          <w:b/>
-          <w:color w:val="000000" w:themeColor="text1"/>
-          <w:sz w:val="50"/>
-          <w:szCs w:val="50"/>
-          <w:u w:val="single"/>
-          <w:lang w:val="en-US"/>
-        </w:rPr>
-      </w:pPr>
-    </w:p>
-    <w:p>
-      <w:pPr>
-        <w:pStyle w:val="ListParagraph"/>
-        <w:rPr>
-          <w:b/>
-          <w:color w:val="000000" w:themeColor="text1"/>
-          <w:sz w:val="50"/>
-          <w:szCs w:val="50"/>
-          <w:u w:val="single"/>
-          <w:lang w:val="en-US"/>
-        </w:rPr>
-      </w:pPr>
-    </w:p>
-    <w:p>
-      <w:pPr>
-        <w:pStyle w:val="ListParagraph"/>
-        <w:rPr>
-          <w:b/>
-          <w:color w:val="000000" w:themeColor="text1"/>
-          <w:sz w:val="50"/>
-          <w:szCs w:val="50"/>
-          <w:u w:val="single"/>
-          <w:lang w:val="en-US"/>
-        </w:rPr>
-      </w:pPr>
     </w:p>
     <w:sectPr>
       <w:pgSz w:w="11906" w:h="16838"/>
@@ -1274,9 +1215,59 @@
 </w:document>
 </file>
 
+<file path=word/endnotes.xml><?xml version="1.0" encoding="utf-8"?>
+<w:endnotes xmlns:wpc="http://schemas.microsoft.com/office/word/2010/wordprocessingCanvas" xmlns:cx="http://schemas.microsoft.com/office/drawing/2014/chartex" xmlns:cx1="http://schemas.microsoft.com/office/drawing/2015/9/8/chartex" xmlns:cx2="http://schemas.microsoft.com/office/drawing/2015/10/21/chartex" xmlns:cx3="http://schemas.microsoft.com/office/drawing/2016/5/9/chartex" xmlns:cx4="http://schemas.microsoft.com/office/drawing/2016/5/10/chartex" xmlns:cx5="http://schemas.microsoft.com/office/drawing/2016/5/11/chartex" xmlns:cx6="http://schemas.microsoft.com/office/drawing/2016/5/12/chartex" xmlns:cx7="http://schemas.microsoft.com/office/drawing/2016/5/13/chartex" xmlns:cx8="http://schemas.microsoft.com/office/drawing/2016/5/14/chartex" xmlns:mc="http://schemas.openxmlformats.org/markup-compatibility/2006" xmlns:aink="http://schemas.microsoft.com/office/drawing/2016/ink" xmlns:am3d="http://schemas.microsoft.com/office/drawing/2017/model3d" xmlns:o="urn:schemas-microsoft-com:office:office" xmlns:r="http://schemas.openxmlformats.org/officeDocument/2006/relationships" xmlns:m="http://schemas.openxmlformats.org/officeDocument/2006/math" xmlns:v="urn:schemas-microsoft-com:vml" xmlns:wp14="http://schemas.microsoft.com/office/word/2010/wordprocessingDrawing" xmlns:wp="http://schemas.openxmlformats.org/drawingml/2006/wordprocessingDrawing" xmlns:w10="urn:schemas-microsoft-com:office:word" xmlns:w="http://schemas.openxmlformats.org/wordprocessingml/2006/main" xmlns:w14="http://schemas.microsoft.com/office/word/2010/wordml" xmlns:w15="http://schemas.microsoft.com/office/word/2012/wordml" xmlns:w16cid="http://schemas.microsoft.com/office/word/2016/wordml/cid" xmlns:w16se="http://schemas.microsoft.com/office/word/2015/wordml/symex" xmlns:wpg="http://schemas.microsoft.com/office/word/2010/wordprocessingGroup" xmlns:wpi="http://schemas.microsoft.com/office/word/2010/wordprocessingInk" xmlns:wne="http://schemas.microsoft.com/office/word/2006/wordml" xmlns:wps="http://schemas.microsoft.com/office/word/2010/wordprocessingShape" mc:Ignorable="w14 w15 w16se w16cid wp14">
+  <w:endnote w:type="separator" w:id="-1">
+    <w:p>
+      <w:pPr>
+        <w:spacing w:after="0" w:line="240" w:lineRule="auto"/>
+      </w:pPr>
+      <w:r>
+        <w:separator/>
+      </w:r>
+    </w:p>
+  </w:endnote>
+  <w:endnote w:type="continuationSeparator" w:id="0">
+    <w:p>
+      <w:pPr>
+        <w:spacing w:after="0" w:line="240" w:lineRule="auto"/>
+      </w:pPr>
+      <w:r>
+        <w:continuationSeparator/>
+      </w:r>
+    </w:p>
+  </w:endnote>
+</w:endnotes>
+</file>
+
+<file path=word/footnotes.xml><?xml version="1.0" encoding="utf-8"?>
+<w:footnotes xmlns:wpc="http://schemas.microsoft.com/office/word/2010/wordprocessingCanvas" xmlns:cx="http://schemas.microsoft.com/office/drawing/2014/chartex" xmlns:cx1="http://schemas.microsoft.com/office/drawing/2015/9/8/chartex" xmlns:cx2="http://schemas.microsoft.com/office/drawing/2015/10/21/chartex" xmlns:cx3="http://schemas.microsoft.com/office/drawing/2016/5/9/chartex" xmlns:cx4="http://schemas.microsoft.com/office/drawing/2016/5/10/chartex" xmlns:cx5="http://schemas.microsoft.com/office/drawing/2016/5/11/chartex" xmlns:cx6="http://schemas.microsoft.com/office/drawing/2016/5/12/chartex" xmlns:cx7="http://schemas.microsoft.com/office/drawing/2016/5/13/chartex" xmlns:cx8="http://schemas.microsoft.com/office/drawing/2016/5/14/chartex" xmlns:mc="http://schemas.openxmlformats.org/markup-compatibility/2006" xmlns:aink="http://schemas.microsoft.com/office/drawing/2016/ink" xmlns:am3d="http://schemas.microsoft.com/office/drawing/2017/model3d" xmlns:o="urn:schemas-microsoft-com:office:office" xmlns:r="http://schemas.openxmlformats.org/officeDocument/2006/relationships" xmlns:m="http://schemas.openxmlformats.org/officeDocument/2006/math" xmlns:v="urn:schemas-microsoft-com:vml" xmlns:wp14="http://schemas.microsoft.com/office/word/2010/wordprocessingDrawing" xmlns:wp="http://schemas.openxmlformats.org/drawingml/2006/wordprocessingDrawing" xmlns:w10="urn:schemas-microsoft-com:office:word" xmlns:w="http://schemas.openxmlformats.org/wordprocessingml/2006/main" xmlns:w14="http://schemas.microsoft.com/office/word/2010/wordml" xmlns:w15="http://schemas.microsoft.com/office/word/2012/wordml" xmlns:w16cid="http://schemas.microsoft.com/office/word/2016/wordml/cid" xmlns:w16se="http://schemas.microsoft.com/office/word/2015/wordml/symex" xmlns:wpg="http://schemas.microsoft.com/office/word/2010/wordprocessingGroup" xmlns:wpi="http://schemas.microsoft.com/office/word/2010/wordprocessingInk" xmlns:wne="http://schemas.microsoft.com/office/word/2006/wordml" xmlns:wps="http://schemas.microsoft.com/office/word/2010/wordprocessingShape" mc:Ignorable="w14 w15 w16se w16cid wp14">
+  <w:footnote w:type="separator" w:id="-1">
+    <w:p>
+      <w:pPr>
+        <w:spacing w:after="0" w:line="240" w:lineRule="auto"/>
+      </w:pPr>
+      <w:r>
+        <w:separator/>
+      </w:r>
+    </w:p>
+  </w:footnote>
+  <w:footnote w:type="continuationSeparator" w:id="0">
+    <w:p>
+      <w:pPr>
+        <w:spacing w:after="0" w:line="240" w:lineRule="auto"/>
+      </w:pPr>
+      <w:r>
+        <w:continuationSeparator/>
+      </w:r>
+    </w:p>
+  </w:footnote>
+</w:footnotes>
+</file>
+
 <file path=word/numbering.xml><?xml version="1.0" encoding="utf-8"?>
-<w:numbering xmlns:wpc="http://schemas.microsoft.com/office/word/2010/wordprocessingCanvas" xmlns:mc="http://schemas.openxmlformats.org/markup-compatibility/2006" xmlns:o="urn:schemas-microsoft-com:office:office" xmlns:r="http://schemas.openxmlformats.org/officeDocument/2006/relationships" xmlns:m="http://schemas.openxmlformats.org/officeDocument/2006/math" xmlns:v="urn:schemas-microsoft-com:vml" xmlns:wp14="http://schemas.microsoft.com/office/word/2010/wordprocessingDrawing" xmlns:wp="http://schemas.openxmlformats.org/drawingml/2006/wordprocessingDrawing" xmlns:w10="urn:schemas-microsoft-com:office:word" xmlns:w="http://schemas.openxmlformats.org/wordprocessingml/2006/main" xmlns:w14="http://schemas.microsoft.com/office/word/2010/wordml" xmlns:w15="http://schemas.microsoft.com/office/word/2012/wordml" xmlns:wpg="http://schemas.microsoft.com/office/word/2010/wordprocessingGroup" xmlns:wpi="http://schemas.microsoft.com/office/word/2010/wordprocessingInk" xmlns:wne="http://schemas.microsoft.com/office/word/2006/wordml" xmlns:wps="http://schemas.microsoft.com/office/word/2010/wordprocessingShape" mc:Ignorable="w14 w15 wp14">
-  <w:abstractNum w:abstractNumId="0">
+<w:numbering xmlns:wpc="http://schemas.microsoft.com/office/word/2010/wordprocessingCanvas" xmlns:cx="http://schemas.microsoft.com/office/drawing/2014/chartex" xmlns:cx1="http://schemas.microsoft.com/office/drawing/2015/9/8/chartex" xmlns:cx2="http://schemas.microsoft.com/office/drawing/2015/10/21/chartex" xmlns:cx3="http://schemas.microsoft.com/office/drawing/2016/5/9/chartex" xmlns:cx4="http://schemas.microsoft.com/office/drawing/2016/5/10/chartex" xmlns:cx5="http://schemas.microsoft.com/office/drawing/2016/5/11/chartex" xmlns:cx6="http://schemas.microsoft.com/office/drawing/2016/5/12/chartex" xmlns:cx7="http://schemas.microsoft.com/office/drawing/2016/5/13/chartex" xmlns:cx8="http://schemas.microsoft.com/office/drawing/2016/5/14/chartex" xmlns:mc="http://schemas.openxmlformats.org/markup-compatibility/2006" xmlns:aink="http://schemas.microsoft.com/office/drawing/2016/ink" xmlns:am3d="http://schemas.microsoft.com/office/drawing/2017/model3d" xmlns:o="urn:schemas-microsoft-com:office:office" xmlns:r="http://schemas.openxmlformats.org/officeDocument/2006/relationships" xmlns:m="http://schemas.openxmlformats.org/officeDocument/2006/math" xmlns:v="urn:schemas-microsoft-com:vml" xmlns:wp14="http://schemas.microsoft.com/office/word/2010/wordprocessingDrawing" xmlns:wp="http://schemas.openxmlformats.org/drawingml/2006/wordprocessingDrawing" xmlns:w10="urn:schemas-microsoft-com:office:word" xmlns:w="http://schemas.openxmlformats.org/wordprocessingml/2006/main" xmlns:w14="http://schemas.microsoft.com/office/word/2010/wordml" xmlns:w15="http://schemas.microsoft.com/office/word/2012/wordml" xmlns:w16cid="http://schemas.microsoft.com/office/word/2016/wordml/cid" xmlns:w16se="http://schemas.microsoft.com/office/word/2015/wordml/symex" xmlns:wpg="http://schemas.microsoft.com/office/word/2010/wordprocessingGroup" xmlns:wpi="http://schemas.microsoft.com/office/word/2010/wordprocessingInk" xmlns:wne="http://schemas.microsoft.com/office/word/2006/wordml" xmlns:wps="http://schemas.microsoft.com/office/word/2010/wordprocessingShape" mc:Ignorable="w14 w15 w16se w16cid wp14">
+  <w:abstractNum w:abstractNumId="0" w15:restartNumberingAfterBreak="0">
     <w:nsid w:val="08E32149"/>
     <w:multiLevelType w:val="hybridMultilevel"/>
     <w:tmpl w:val="5AD871D0"/>
@@ -1389,7 +1380,7 @@
       </w:rPr>
     </w:lvl>
   </w:abstractNum>
-  <w:abstractNum w:abstractNumId="1">
+  <w:abstractNum w:abstractNumId="1" w15:restartNumberingAfterBreak="0">
     <w:nsid w:val="0D9E1040"/>
     <w:multiLevelType w:val="hybridMultilevel"/>
     <w:tmpl w:val="479C797E"/>
@@ -1502,7 +1493,7 @@
       </w:rPr>
     </w:lvl>
   </w:abstractNum>
-  <w:abstractNum w:abstractNumId="2">
+  <w:abstractNum w:abstractNumId="2" w15:restartNumberingAfterBreak="0">
     <w:nsid w:val="11A233D9"/>
     <w:multiLevelType w:val="hybridMultilevel"/>
     <w:tmpl w:val="9E489CF2"/>
@@ -1615,7 +1606,7 @@
       </w:rPr>
     </w:lvl>
   </w:abstractNum>
-  <w:abstractNum w:abstractNumId="3">
+  <w:abstractNum w:abstractNumId="3" w15:restartNumberingAfterBreak="0">
     <w:nsid w:val="11EE185A"/>
     <w:multiLevelType w:val="hybridMultilevel"/>
     <w:tmpl w:val="BF70E27A"/>
@@ -1728,7 +1719,7 @@
       </w:rPr>
     </w:lvl>
   </w:abstractNum>
-  <w:abstractNum w:abstractNumId="4">
+  <w:abstractNum w:abstractNumId="4" w15:restartNumberingAfterBreak="0">
     <w:nsid w:val="1EAE321F"/>
     <w:multiLevelType w:val="hybridMultilevel"/>
     <w:tmpl w:val="F434065C"/>
@@ -1814,7 +1805,7 @@
       </w:pPr>
     </w:lvl>
   </w:abstractNum>
-  <w:abstractNum w:abstractNumId="5">
+  <w:abstractNum w:abstractNumId="5" w15:restartNumberingAfterBreak="0">
     <w:nsid w:val="264A10E2"/>
     <w:multiLevelType w:val="hybridMultilevel"/>
     <w:tmpl w:val="A6DCE044"/>
@@ -1927,7 +1918,7 @@
       </w:rPr>
     </w:lvl>
   </w:abstractNum>
-  <w:abstractNum w:abstractNumId="6">
+  <w:abstractNum w:abstractNumId="6" w15:restartNumberingAfterBreak="0">
     <w:nsid w:val="34927A47"/>
     <w:multiLevelType w:val="hybridMultilevel"/>
     <w:tmpl w:val="9C5627A0"/>
@@ -2013,7 +2004,7 @@
       </w:pPr>
     </w:lvl>
   </w:abstractNum>
-  <w:abstractNum w:abstractNumId="7">
+  <w:abstractNum w:abstractNumId="7" w15:restartNumberingAfterBreak="0">
     <w:nsid w:val="3B9F06BB"/>
     <w:multiLevelType w:val="hybridMultilevel"/>
     <w:tmpl w:val="A6F209FC"/>
@@ -2126,7 +2117,7 @@
       </w:rPr>
     </w:lvl>
   </w:abstractNum>
-  <w:abstractNum w:abstractNumId="8">
+  <w:abstractNum w:abstractNumId="8" w15:restartNumberingAfterBreak="0">
     <w:nsid w:val="3E686396"/>
     <w:multiLevelType w:val="hybridMultilevel"/>
     <w:tmpl w:val="6C3CCD3A"/>
@@ -2239,7 +2230,7 @@
       </w:rPr>
     </w:lvl>
   </w:abstractNum>
-  <w:abstractNum w:abstractNumId="9">
+  <w:abstractNum w:abstractNumId="9" w15:restartNumberingAfterBreak="0">
     <w:nsid w:val="428C2F5D"/>
     <w:multiLevelType w:val="hybridMultilevel"/>
     <w:tmpl w:val="5986F450"/>
@@ -2325,7 +2316,7 @@
       </w:pPr>
     </w:lvl>
   </w:abstractNum>
-  <w:abstractNum w:abstractNumId="10">
+  <w:abstractNum w:abstractNumId="10" w15:restartNumberingAfterBreak="0">
     <w:nsid w:val="44E960F4"/>
     <w:multiLevelType w:val="hybridMultilevel"/>
     <w:tmpl w:val="6B8C3A80"/>
@@ -2438,7 +2429,7 @@
       </w:rPr>
     </w:lvl>
   </w:abstractNum>
-  <w:abstractNum w:abstractNumId="11">
+  <w:abstractNum w:abstractNumId="11" w15:restartNumberingAfterBreak="0">
     <w:nsid w:val="46AC0907"/>
     <w:multiLevelType w:val="hybridMultilevel"/>
     <w:tmpl w:val="08F27C0E"/>
@@ -2524,7 +2515,7 @@
       </w:pPr>
     </w:lvl>
   </w:abstractNum>
-  <w:abstractNum w:abstractNumId="12">
+  <w:abstractNum w:abstractNumId="12" w15:restartNumberingAfterBreak="0">
     <w:nsid w:val="58383157"/>
     <w:multiLevelType w:val="hybridMultilevel"/>
     <w:tmpl w:val="016E10A8"/>
@@ -2610,7 +2601,7 @@
       </w:pPr>
     </w:lvl>
   </w:abstractNum>
-  <w:abstractNum w:abstractNumId="13">
+  <w:abstractNum w:abstractNumId="13" w15:restartNumberingAfterBreak="0">
     <w:nsid w:val="5E176254"/>
     <w:multiLevelType w:val="hybridMultilevel"/>
     <w:tmpl w:val="F766C396"/>
@@ -2723,7 +2714,7 @@
       </w:rPr>
     </w:lvl>
   </w:abstractNum>
-  <w:abstractNum w:abstractNumId="14">
+  <w:abstractNum w:abstractNumId="14" w15:restartNumberingAfterBreak="0">
     <w:nsid w:val="626349B8"/>
     <w:multiLevelType w:val="hybridMultilevel"/>
     <w:tmpl w:val="97B81BD6"/>
@@ -2836,7 +2827,7 @@
       </w:rPr>
     </w:lvl>
   </w:abstractNum>
-  <w:abstractNum w:abstractNumId="15">
+  <w:abstractNum w:abstractNumId="15" w15:restartNumberingAfterBreak="0">
     <w:nsid w:val="65DF68DE"/>
     <w:multiLevelType w:val="hybridMultilevel"/>
     <w:tmpl w:val="90F22F82"/>
@@ -2949,7 +2940,7 @@
       </w:rPr>
     </w:lvl>
   </w:abstractNum>
-  <w:abstractNum w:abstractNumId="16">
+  <w:abstractNum w:abstractNumId="16" w15:restartNumberingAfterBreak="0">
     <w:nsid w:val="675F61DD"/>
     <w:multiLevelType w:val="hybridMultilevel"/>
     <w:tmpl w:val="3550D078"/>
@@ -3062,7 +3053,7 @@
       </w:rPr>
     </w:lvl>
   </w:abstractNum>
-  <w:abstractNum w:abstractNumId="17">
+  <w:abstractNum w:abstractNumId="17" w15:restartNumberingAfterBreak="0">
     <w:nsid w:val="7B75159D"/>
     <w:multiLevelType w:val="hybridMultilevel"/>
     <w:tmpl w:val="DFCC42F0"/>
@@ -3233,7 +3224,7 @@
 </file>
 
 <file path=word/styles.xml><?xml version="1.0" encoding="utf-8"?>
-<w:styles xmlns:mc="http://schemas.openxmlformats.org/markup-compatibility/2006" xmlns:r="http://schemas.openxmlformats.org/officeDocument/2006/relationships" xmlns:w="http://schemas.openxmlformats.org/wordprocessingml/2006/main" xmlns:w14="http://schemas.microsoft.com/office/word/2010/wordml" xmlns:w15="http://schemas.microsoft.com/office/word/2012/wordml" mc:Ignorable="w14 w15">
+<w:styles xmlns:mc="http://schemas.openxmlformats.org/markup-compatibility/2006" xmlns:r="http://schemas.openxmlformats.org/officeDocument/2006/relationships" xmlns:w="http://schemas.openxmlformats.org/wordprocessingml/2006/main" xmlns:w14="http://schemas.microsoft.com/office/word/2010/wordml" xmlns:w15="http://schemas.microsoft.com/office/word/2012/wordml" xmlns:w16cid="http://schemas.microsoft.com/office/word/2016/wordml/cid" xmlns:w16se="http://schemas.microsoft.com/office/word/2015/wordml/symex" mc:Ignorable="w14 w15 w16se w16cid">
   <w:docDefaults>
     <w:rPrDefault>
       <w:rPr>
@@ -3249,7 +3240,7 @@
       </w:pPr>
     </w:pPrDefault>
   </w:docDefaults>
-  <w:latentStyles w:defLockedState="0" w:defUIPriority="99" w:defSemiHidden="0" w:defUnhideWhenUsed="0" w:defQFormat="0" w:count="371">
+  <w:latentStyles w:defLockedState="0" w:defUIPriority="99" w:defSemiHidden="0" w:defUnhideWhenUsed="0" w:defQFormat="0" w:count="375">
     <w:lsdException w:name="Normal" w:uiPriority="0" w:qFormat="1"/>
     <w:lsdException w:name="heading 1" w:uiPriority="9" w:qFormat="1"/>
     <w:lsdException w:name="heading 2" w:semiHidden="1" w:uiPriority="9" w:unhideWhenUsed="1" w:qFormat="1"/>
@@ -3621,6 +3612,10 @@
     <w:lsdException w:name="List Table 5 Dark Accent 6" w:uiPriority="50"/>
     <w:lsdException w:name="List Table 6 Colorful Accent 6" w:uiPriority="51"/>
     <w:lsdException w:name="List Table 7 Colorful Accent 6" w:uiPriority="52"/>
+    <w:lsdException w:name="Mention" w:semiHidden="1" w:unhideWhenUsed="1"/>
+    <w:lsdException w:name="Smart Hyperlink" w:semiHidden="1" w:unhideWhenUsed="1"/>
+    <w:lsdException w:name="Hashtag" w:semiHidden="1" w:unhideWhenUsed="1"/>
+    <w:lsdException w:name="Unresolved Mention" w:semiHidden="1" w:unhideWhenUsed="1"/>
   </w:latentStyles>
   <w:style w:type="paragraph" w:default="1" w:styleId="Normal">
     <w:name w:val="Normal"/>
@@ -3674,6 +3669,50 @@
       <w:ind w:left="720"/>
       <w:contextualSpacing/>
     </w:pPr>
+  </w:style>
+  <w:style w:type="paragraph" w:styleId="Header">
+    <w:name w:val="header"/>
+    <w:basedOn w:val="Normal"/>
+    <w:link w:val="HeaderChar"/>
+    <w:uiPriority w:val="99"/>
+    <w:unhideWhenUsed/>
+    <w:rsid w:val="00FB5CB0"/>
+    <w:pPr>
+      <w:tabs>
+        <w:tab w:val="center" w:pos="4513"/>
+        <w:tab w:val="right" w:pos="9026"/>
+      </w:tabs>
+      <w:spacing w:after="0" w:line="240" w:lineRule="auto"/>
+    </w:pPr>
+  </w:style>
+  <w:style w:type="character" w:customStyle="1" w:styleId="HeaderChar">
+    <w:name w:val="Header Char"/>
+    <w:basedOn w:val="DefaultParagraphFont"/>
+    <w:link w:val="Header"/>
+    <w:uiPriority w:val="99"/>
+    <w:rsid w:val="00FB5CB0"/>
+  </w:style>
+  <w:style w:type="paragraph" w:styleId="Footer">
+    <w:name w:val="footer"/>
+    <w:basedOn w:val="Normal"/>
+    <w:link w:val="FooterChar"/>
+    <w:uiPriority w:val="99"/>
+    <w:unhideWhenUsed/>
+    <w:rsid w:val="00FB5CB0"/>
+    <w:pPr>
+      <w:tabs>
+        <w:tab w:val="center" w:pos="4513"/>
+        <w:tab w:val="right" w:pos="9026"/>
+      </w:tabs>
+      <w:spacing w:after="0" w:line="240" w:lineRule="auto"/>
+    </w:pPr>
+  </w:style>
+  <w:style w:type="character" w:customStyle="1" w:styleId="FooterChar">
+    <w:name w:val="Footer Char"/>
+    <w:basedOn w:val="DefaultParagraphFont"/>
+    <w:link w:val="Footer"/>
+    <w:uiPriority w:val="99"/>
+    <w:rsid w:val="00FB5CB0"/>
   </w:style>
 </w:styles>
 </file>
@@ -3944,7 +3983,7 @@
 </file>
 
 <file path=customXml/itemProps1.xml><?xml version="1.0" encoding="utf-8"?>
-<ds:datastoreItem xmlns:ds="http://schemas.openxmlformats.org/officeDocument/2006/customXml" ds:itemID="{89643159-A604-45B2-9CE5-B64EDA3B5A90}">
+<ds:datastoreItem xmlns:ds="http://schemas.openxmlformats.org/officeDocument/2006/customXml" ds:itemID="{B4F29A0E-9514-4B78-8C4C-CFC8D1572B7D}">
   <ds:schemaRefs>
     <ds:schemaRef ds:uri="http://schemas.openxmlformats.org/officeDocument/2006/bibliography"/>
   </ds:schemaRefs>

--- a/Resume.docx
+++ b/Resume.docx
@@ -7,35 +7,47 @@
         <w:jc w:val="center"/>
         <w:rPr>
           <w:rFonts w:ascii="Times New Roman" w:hAnsi="Times New Roman" w:cs="Times New Roman"/>
-          <w:sz w:val="60"/>
-          <w:szCs w:val="60"/>
-          <w:lang w:val="en-US"/>
-        </w:rPr>
-      </w:pPr>
-      <w:r>
-        <w:rPr>
-          <w:rFonts w:ascii="Times New Roman" w:hAnsi="Times New Roman" w:cs="Times New Roman"/>
-          <w:sz w:val="60"/>
-          <w:szCs w:val="60"/>
-          <w:lang w:val="en-US"/>
-        </w:rPr>
-        <w:t>KIRAN AGLAWE</w:t>
+          <w:sz w:val="44"/>
+          <w:szCs w:val="44"/>
+          <w:lang w:val="en-US"/>
+        </w:rPr>
+      </w:pPr>
+      <w:r>
+        <w:rPr>
+          <w:rFonts w:ascii="Times New Roman" w:hAnsi="Times New Roman" w:cs="Times New Roman"/>
+          <w:sz w:val="44"/>
+          <w:szCs w:val="44"/>
+          <w:lang w:val="en-US"/>
+        </w:rPr>
+        <w:t>K</w:t>
+      </w:r>
+      <w:bookmarkStart w:id="0" w:name="_GoBack"/>
+      <w:bookmarkEnd w:id="0"/>
+      <w:r>
+        <w:rPr>
+          <w:rFonts w:ascii="Times New Roman" w:hAnsi="Times New Roman" w:cs="Times New Roman"/>
+          <w:sz w:val="44"/>
+          <w:szCs w:val="44"/>
+          <w:lang w:val="en-US"/>
+        </w:rPr>
+        <w:t>IRAN AGLAWE</w:t>
       </w:r>
     </w:p>
     <w:p>
       <w:pPr>
-        <w:rPr>
-          <w:rFonts w:ascii="Times New Roman" w:hAnsi="Times New Roman" w:cs="Times New Roman"/>
-          <w:sz w:val="20"/>
-          <w:szCs w:val="20"/>
-          <w:lang w:val="en-US"/>
-        </w:rPr>
-      </w:pPr>
-      <w:r>
-        <w:rPr>
-          <w:rFonts w:ascii="Times New Roman" w:hAnsi="Times New Roman" w:cs="Times New Roman"/>
-          <w:sz w:val="20"/>
-          <w:szCs w:val="20"/>
+        <w:jc w:val="center"/>
+        <w:rPr>
+          <w:rFonts w:ascii="Times New Roman" w:hAnsi="Times New Roman" w:cs="Times New Roman"/>
+          <w:sz w:val="18"/>
+          <w:szCs w:val="18"/>
+          <w:lang w:val="en-US"/>
+        </w:rPr>
+      </w:pPr>
+      <w:r>
+        <w:rPr>
+          <w:rFonts w:ascii="Times New Roman" w:hAnsi="Times New Roman" w:cs="Times New Roman"/>
+          <w:sz w:val="18"/>
+          <w:szCs w:val="18"/>
           <w:lang w:val="en-US"/>
         </w:rPr>
         <w:t xml:space="preserve">+91-9766148444      |   </w:t>
@@ -45,8 +57,8 @@
           <w:rPr>
             <w:rStyle w:val="Hyperlink"/>
             <w:rFonts w:ascii="Times New Roman" w:hAnsi="Times New Roman" w:cs="Times New Roman"/>
-            <w:sz w:val="20"/>
-            <w:szCs w:val="20"/>
+            <w:sz w:val="18"/>
+            <w:szCs w:val="18"/>
             <w:lang w:val="en-US"/>
           </w:rPr>
           <w:t>kiranaglawe18@gamil.com</w:t>
@@ -55,8 +67,8 @@
       <w:r>
         <w:rPr>
           <w:rFonts w:ascii="Times New Roman" w:hAnsi="Times New Roman" w:cs="Times New Roman"/>
-          <w:sz w:val="20"/>
-          <w:szCs w:val="20"/>
+          <w:sz w:val="18"/>
+          <w:szCs w:val="18"/>
           <w:lang w:val="en-US"/>
         </w:rPr>
         <w:t xml:space="preserve">  |</w:t>
@@ -64,8 +76,8 @@
       <w:r>
         <w:rPr>
           <w:rFonts w:ascii="Times New Roman" w:hAnsi="Times New Roman" w:cs="Times New Roman"/>
-          <w:sz w:val="20"/>
-          <w:szCs w:val="20"/>
+          <w:sz w:val="18"/>
+          <w:szCs w:val="18"/>
           <w:lang w:val="en-US"/>
         </w:rPr>
         <w:t xml:space="preserve">   </w:t>
@@ -75,8 +87,8 @@
           <w:rPr>
             <w:rStyle w:val="Hyperlink"/>
             <w:rFonts w:ascii="Times New Roman" w:hAnsi="Times New Roman" w:cs="Times New Roman"/>
-            <w:sz w:val="20"/>
-            <w:szCs w:val="20"/>
+            <w:sz w:val="18"/>
+            <w:szCs w:val="18"/>
             <w:lang w:val="en-US"/>
           </w:rPr>
           <w:t>LinkedIn</w:t>
@@ -85,51 +97,24 @@
       <w:r>
         <w:rPr>
           <w:rFonts w:ascii="Times New Roman" w:hAnsi="Times New Roman" w:cs="Times New Roman"/>
-          <w:sz w:val="20"/>
-          <w:szCs w:val="20"/>
-          <w:lang w:val="en-US"/>
-        </w:rPr>
-        <w:t xml:space="preserve"> </w:t>
-      </w:r>
-      <w:r>
-        <w:rPr>
-          <w:rFonts w:ascii="Times New Roman" w:hAnsi="Times New Roman" w:cs="Times New Roman"/>
-          <w:sz w:val="20"/>
-          <w:szCs w:val="20"/>
-          <w:lang w:val="en-US"/>
-        </w:rPr>
-        <w:t xml:space="preserve"> |</w:t>
-      </w:r>
-      <w:r>
-        <w:rPr>
-          <w:rFonts w:ascii="Times New Roman" w:hAnsi="Times New Roman" w:cs="Times New Roman"/>
-          <w:sz w:val="20"/>
-          <w:szCs w:val="20"/>
-          <w:lang w:val="en-US"/>
-        </w:rPr>
-        <w:t xml:space="preserve"> </w:t>
+          <w:sz w:val="18"/>
+          <w:szCs w:val="18"/>
+          <w:lang w:val="en-US"/>
+        </w:rPr>
+        <w:t xml:space="preserve">  | </w:t>
       </w:r>
       <w:hyperlink r:id="rId10" w:history="1">
         <w:r>
           <w:rPr>
             <w:rStyle w:val="Hyperlink"/>
             <w:rFonts w:ascii="Times New Roman" w:hAnsi="Times New Roman" w:cs="Times New Roman"/>
-            <w:sz w:val="20"/>
-            <w:szCs w:val="20"/>
+            <w:sz w:val="18"/>
+            <w:szCs w:val="18"/>
             <w:lang w:val="en-US"/>
           </w:rPr>
           <w:t>GitHub</w:t>
         </w:r>
       </w:hyperlink>
-      <w:r>
-        <w:rPr>
-          <w:rFonts w:ascii="Times New Roman" w:hAnsi="Times New Roman" w:cs="Times New Roman"/>
-          <w:sz w:val="20"/>
-          <w:szCs w:val="20"/>
-          <w:lang w:val="en-US"/>
-        </w:rPr>
-        <w:t xml:space="preserve"> </w:t>
-      </w:r>
     </w:p>
     <w:p>
       <w:pPr>
@@ -137,8 +122,8 @@
           <w:rFonts w:ascii="Times New Roman" w:hAnsi="Times New Roman" w:cs="Times New Roman"/>
           <w:b/>
           <w:color w:val="000000" w:themeColor="text1"/>
-          <w:sz w:val="40"/>
-          <w:szCs w:val="40"/>
+          <w:sz w:val="34"/>
+          <w:szCs w:val="34"/>
           <w:u w:val="single"/>
           <w:lang w:val="en-US"/>
         </w:rPr>
@@ -148,8 +133,8 @@
           <w:rFonts w:ascii="Times New Roman" w:hAnsi="Times New Roman" w:cs="Times New Roman"/>
           <w:b/>
           <w:color w:val="000000" w:themeColor="text1"/>
-          <w:sz w:val="40"/>
-          <w:szCs w:val="40"/>
+          <w:sz w:val="34"/>
+          <w:szCs w:val="34"/>
           <w:u w:val="single"/>
           <w:lang w:val="en-US"/>
         </w:rPr>
@@ -160,16 +145,16 @@
       <w:pPr>
         <w:rPr>
           <w:rFonts w:ascii="Times New Roman" w:hAnsi="Times New Roman" w:cs="Times New Roman"/>
-          <w:sz w:val="30"/>
-          <w:szCs w:val="30"/>
-          <w:lang w:val="en-US"/>
-        </w:rPr>
-      </w:pPr>
-      <w:r>
-        <w:rPr>
-          <w:rFonts w:ascii="Times New Roman" w:hAnsi="Times New Roman" w:cs="Times New Roman"/>
-          <w:sz w:val="30"/>
-          <w:szCs w:val="30"/>
+          <w:sz w:val="26"/>
+          <w:szCs w:val="26"/>
+          <w:lang w:val="en-US"/>
+        </w:rPr>
+      </w:pPr>
+      <w:r>
+        <w:rPr>
+          <w:rFonts w:ascii="Times New Roman" w:hAnsi="Times New Roman" w:cs="Times New Roman"/>
+          <w:sz w:val="26"/>
+          <w:szCs w:val="26"/>
           <w:lang w:val="en-US"/>
         </w:rPr>
         <w:t>Programming Languages: C, C++, Java.</w:t>
@@ -179,16 +164,16 @@
       <w:pPr>
         <w:rPr>
           <w:rFonts w:ascii="Times New Roman" w:hAnsi="Times New Roman" w:cs="Times New Roman"/>
-          <w:sz w:val="30"/>
-          <w:szCs w:val="30"/>
-          <w:lang w:val="en-US"/>
-        </w:rPr>
-      </w:pPr>
-      <w:r>
-        <w:rPr>
-          <w:rFonts w:ascii="Times New Roman" w:hAnsi="Times New Roman" w:cs="Times New Roman"/>
-          <w:sz w:val="30"/>
-          <w:szCs w:val="30"/>
+          <w:sz w:val="26"/>
+          <w:szCs w:val="26"/>
+          <w:lang w:val="en-US"/>
+        </w:rPr>
+      </w:pPr>
+      <w:r>
+        <w:rPr>
+          <w:rFonts w:ascii="Times New Roman" w:hAnsi="Times New Roman" w:cs="Times New Roman"/>
+          <w:sz w:val="26"/>
+          <w:szCs w:val="26"/>
           <w:lang w:val="en-US"/>
         </w:rPr>
         <w:t>Web technologies: HTML, CSS, Javascript</w:t>
@@ -196,8 +181,8 @@
       <w:r>
         <w:rPr>
           <w:rFonts w:ascii="Times New Roman" w:hAnsi="Times New Roman" w:cs="Times New Roman"/>
-          <w:sz w:val="30"/>
-          <w:szCs w:val="30"/>
+          <w:sz w:val="26"/>
+          <w:szCs w:val="26"/>
           <w:lang w:val="en-US"/>
         </w:rPr>
         <w:t>, NodeJS, EJS</w:t>
@@ -205,8 +190,8 @@
       <w:r>
         <w:rPr>
           <w:rFonts w:ascii="Times New Roman" w:hAnsi="Times New Roman" w:cs="Times New Roman"/>
-          <w:sz w:val="30"/>
-          <w:szCs w:val="30"/>
+          <w:sz w:val="26"/>
+          <w:szCs w:val="26"/>
           <w:lang w:val="en-US"/>
         </w:rPr>
         <w:t>.</w:t>
@@ -216,16 +201,16 @@
       <w:pPr>
         <w:rPr>
           <w:rFonts w:ascii="Times New Roman" w:hAnsi="Times New Roman" w:cs="Times New Roman"/>
-          <w:sz w:val="30"/>
-          <w:szCs w:val="30"/>
-          <w:lang w:val="en-US"/>
-        </w:rPr>
-      </w:pPr>
-      <w:r>
-        <w:rPr>
-          <w:rFonts w:ascii="Times New Roman" w:hAnsi="Times New Roman" w:cs="Times New Roman"/>
-          <w:sz w:val="30"/>
-          <w:szCs w:val="30"/>
+          <w:sz w:val="26"/>
+          <w:szCs w:val="26"/>
+          <w:lang w:val="en-US"/>
+        </w:rPr>
+      </w:pPr>
+      <w:r>
+        <w:rPr>
+          <w:rFonts w:ascii="Times New Roman" w:hAnsi="Times New Roman" w:cs="Times New Roman"/>
+          <w:sz w:val="26"/>
+          <w:szCs w:val="26"/>
           <w:lang w:val="en-US"/>
         </w:rPr>
         <w:t>Database System: MYSQL</w:t>
@@ -233,8 +218,8 @@
       <w:r>
         <w:rPr>
           <w:rFonts w:ascii="Times New Roman" w:hAnsi="Times New Roman" w:cs="Times New Roman"/>
-          <w:sz w:val="30"/>
-          <w:szCs w:val="30"/>
+          <w:sz w:val="26"/>
+          <w:szCs w:val="26"/>
           <w:lang w:val="en-US"/>
         </w:rPr>
         <w:t>, Mongo</w:t>
@@ -242,8 +227,8 @@
       <w:r>
         <w:rPr>
           <w:rFonts w:ascii="Times New Roman" w:hAnsi="Times New Roman" w:cs="Times New Roman"/>
-          <w:sz w:val="30"/>
-          <w:szCs w:val="30"/>
+          <w:sz w:val="26"/>
+          <w:szCs w:val="26"/>
           <w:lang w:val="en-US"/>
         </w:rPr>
         <w:t>.</w:t>
@@ -253,16 +238,16 @@
       <w:pPr>
         <w:rPr>
           <w:rFonts w:ascii="Times New Roman" w:hAnsi="Times New Roman" w:cs="Times New Roman"/>
-          <w:sz w:val="30"/>
-          <w:szCs w:val="30"/>
-          <w:lang w:val="en-US"/>
-        </w:rPr>
-      </w:pPr>
-      <w:r>
-        <w:rPr>
-          <w:rFonts w:ascii="Times New Roman" w:hAnsi="Times New Roman" w:cs="Times New Roman"/>
-          <w:sz w:val="30"/>
-          <w:szCs w:val="30"/>
+          <w:sz w:val="26"/>
+          <w:szCs w:val="26"/>
+          <w:lang w:val="en-US"/>
+        </w:rPr>
+      </w:pPr>
+      <w:r>
+        <w:rPr>
+          <w:rFonts w:ascii="Times New Roman" w:hAnsi="Times New Roman" w:cs="Times New Roman"/>
+          <w:sz w:val="26"/>
+          <w:szCs w:val="26"/>
           <w:lang w:val="en-US"/>
         </w:rPr>
         <w:t>Tools: VS Code, Andriod Studio, Git, GitHub, Office Tools.</w:t>
@@ -277,8 +262,8 @@
           <w:rFonts w:ascii="Times New Roman" w:hAnsi="Times New Roman" w:cs="Times New Roman"/>
           <w:b/>
           <w:color w:val="000000" w:themeColor="text1"/>
-          <w:sz w:val="40"/>
-          <w:szCs w:val="40"/>
+          <w:sz w:val="34"/>
+          <w:szCs w:val="34"/>
           <w:u w:val="single"/>
           <w:lang w:val="en-US"/>
         </w:rPr>
@@ -288,8 +273,8 @@
           <w:rFonts w:ascii="Times New Roman" w:hAnsi="Times New Roman" w:cs="Times New Roman"/>
           <w:b/>
           <w:color w:val="000000" w:themeColor="text1"/>
-          <w:sz w:val="40"/>
-          <w:szCs w:val="40"/>
+          <w:sz w:val="34"/>
+          <w:szCs w:val="34"/>
           <w:u w:val="single"/>
           <w:lang w:val="en-US"/>
         </w:rPr>
@@ -307,8 +292,8 @@
           <w:rFonts w:ascii="Times New Roman" w:hAnsi="Times New Roman" w:cs="Times New Roman"/>
           <w:b/>
           <w:color w:val="000000" w:themeColor="text1"/>
-          <w:sz w:val="30"/>
-          <w:szCs w:val="30"/>
+          <w:sz w:val="26"/>
+          <w:szCs w:val="26"/>
           <w:u w:val="single"/>
           <w:lang w:val="en-US"/>
         </w:rPr>
@@ -318,8 +303,8 @@
           <w:rFonts w:ascii="Times New Roman" w:hAnsi="Times New Roman" w:cs="Times New Roman"/>
           <w:b/>
           <w:color w:val="000000" w:themeColor="text1"/>
-          <w:sz w:val="30"/>
-          <w:szCs w:val="30"/>
+          <w:sz w:val="26"/>
+          <w:szCs w:val="26"/>
           <w:u w:val="single"/>
           <w:lang w:val="en-US"/>
         </w:rPr>
@@ -330,8 +315,8 @@
           <w:rFonts w:ascii="Times New Roman" w:hAnsi="Times New Roman" w:cs="Times New Roman"/>
           <w:b/>
           <w:color w:val="000000" w:themeColor="text1"/>
-          <w:sz w:val="30"/>
-          <w:szCs w:val="30"/>
+          <w:sz w:val="26"/>
+          <w:szCs w:val="26"/>
           <w:u w:val="single"/>
           <w:lang w:val="en-US"/>
         </w:rPr>
@@ -341,8 +326,8 @@
         <w:rPr>
           <w:rFonts w:ascii="Times New Roman" w:hAnsi="Times New Roman" w:cs="Times New Roman"/>
           <w:color w:val="000000" w:themeColor="text1"/>
-          <w:sz w:val="30"/>
-          <w:szCs w:val="30"/>
+          <w:sz w:val="26"/>
+          <w:szCs w:val="26"/>
           <w:lang w:val="en-US"/>
         </w:rPr>
         <w:t>(</w:t>
@@ -351,8 +336,8 @@
         <w:rPr>
           <w:rFonts w:ascii="Times New Roman" w:hAnsi="Times New Roman" w:cs="Times New Roman"/>
           <w:color w:val="000000" w:themeColor="text1"/>
-          <w:sz w:val="30"/>
-          <w:szCs w:val="30"/>
+          <w:sz w:val="26"/>
+          <w:szCs w:val="26"/>
           <w:lang w:val="en-US"/>
         </w:rPr>
         <w:t>HTML, CSS, JS</w:t>
@@ -361,8 +346,8 @@
         <w:rPr>
           <w:rFonts w:ascii="Times New Roman" w:hAnsi="Times New Roman" w:cs="Times New Roman"/>
           <w:color w:val="000000" w:themeColor="text1"/>
-          <w:sz w:val="30"/>
-          <w:szCs w:val="30"/>
+          <w:sz w:val="26"/>
+          <w:szCs w:val="26"/>
           <w:lang w:val="en-US"/>
         </w:rPr>
         <w:t>)</w:t>
@@ -371,8 +356,8 @@
         <w:rPr>
           <w:rFonts w:ascii="Times New Roman" w:hAnsi="Times New Roman" w:cs="Times New Roman"/>
           <w:color w:val="000000" w:themeColor="text1"/>
-          <w:sz w:val="30"/>
-          <w:szCs w:val="30"/>
+          <w:sz w:val="26"/>
+          <w:szCs w:val="26"/>
           <w:lang w:val="en-US"/>
         </w:rPr>
         <w:t>.</w:t>
@@ -384,35 +369,21 @@
         <w:rPr>
           <w:rFonts w:ascii="Times New Roman" w:hAnsi="Times New Roman" w:cs="Times New Roman"/>
           <w:color w:val="000000" w:themeColor="text1"/>
-          <w:sz w:val="30"/>
-          <w:szCs w:val="30"/>
-          <w:lang w:val="en-US"/>
-        </w:rPr>
-      </w:pPr>
-      <w:r>
-        <w:rPr>
-          <w:rFonts w:ascii="Times New Roman" w:hAnsi="Times New Roman" w:cs="Times New Roman"/>
-          <w:color w:val="000000" w:themeColor="text1"/>
-          <w:sz w:val="30"/>
-          <w:szCs w:val="30"/>
+          <w:sz w:val="26"/>
+          <w:szCs w:val="26"/>
+          <w:lang w:val="en-US"/>
+        </w:rPr>
+      </w:pPr>
+      <w:r>
+        <w:rPr>
+          <w:rFonts w:ascii="Times New Roman" w:hAnsi="Times New Roman" w:cs="Times New Roman"/>
+          <w:color w:val="000000" w:themeColor="text1"/>
+          <w:sz w:val="26"/>
+          <w:szCs w:val="26"/>
           <w:lang w:val="en-US"/>
         </w:rPr>
         <w:t>Website which give the information about my project and more.</w:t>
       </w:r>
-    </w:p>
-    <w:p>
-      <w:pPr>
-        <w:pStyle w:val="ListParagraph"/>
-        <w:rPr>
-          <w:rFonts w:ascii="Times New Roman" w:hAnsi="Times New Roman" w:cs="Times New Roman"/>
-          <w:b/>
-          <w:color w:val="000000" w:themeColor="text1"/>
-          <w:sz w:val="30"/>
-          <w:szCs w:val="30"/>
-          <w:u w:val="single"/>
-          <w:lang w:val="en-US"/>
-        </w:rPr>
-      </w:pPr>
     </w:p>
     <w:p>
       <w:pPr>
@@ -425,8 +396,8 @@
           <w:rFonts w:ascii="Times New Roman" w:hAnsi="Times New Roman" w:cs="Times New Roman"/>
           <w:b/>
           <w:color w:val="000000" w:themeColor="text1"/>
-          <w:sz w:val="30"/>
-          <w:szCs w:val="30"/>
+          <w:sz w:val="26"/>
+          <w:szCs w:val="26"/>
           <w:u w:val="single"/>
           <w:lang w:val="en-US"/>
         </w:rPr>
@@ -436,8 +407,8 @@
           <w:rFonts w:ascii="Times New Roman" w:hAnsi="Times New Roman" w:cs="Times New Roman"/>
           <w:b/>
           <w:color w:val="000000" w:themeColor="text1"/>
-          <w:sz w:val="30"/>
-          <w:szCs w:val="30"/>
+          <w:sz w:val="26"/>
+          <w:szCs w:val="26"/>
           <w:u w:val="single"/>
           <w:lang w:val="en-US"/>
         </w:rPr>
@@ -447,8 +418,8 @@
         <w:rPr>
           <w:rFonts w:ascii="Times New Roman" w:hAnsi="Times New Roman" w:cs="Times New Roman"/>
           <w:color w:val="000000" w:themeColor="text1"/>
-          <w:sz w:val="30"/>
-          <w:szCs w:val="30"/>
+          <w:sz w:val="26"/>
+          <w:szCs w:val="26"/>
           <w:lang w:val="en-US"/>
         </w:rPr>
         <w:t>(HTML, CSS, NodeJS, Mongo).</w:t>
@@ -460,17 +431,17 @@
         <w:rPr>
           <w:rFonts w:ascii="Times New Roman" w:hAnsi="Times New Roman" w:cs="Times New Roman"/>
           <w:color w:val="000000" w:themeColor="text1"/>
-          <w:sz w:val="30"/>
-          <w:szCs w:val="30"/>
-          <w:lang w:val="en-US"/>
-        </w:rPr>
-      </w:pPr>
-      <w:r>
-        <w:rPr>
-          <w:rFonts w:ascii="Times New Roman" w:hAnsi="Times New Roman" w:cs="Times New Roman"/>
-          <w:color w:val="000000" w:themeColor="text1"/>
-          <w:sz w:val="30"/>
-          <w:szCs w:val="30"/>
+          <w:sz w:val="26"/>
+          <w:szCs w:val="26"/>
+          <w:lang w:val="en-US"/>
+        </w:rPr>
+      </w:pPr>
+      <w:r>
+        <w:rPr>
+          <w:rFonts w:ascii="Times New Roman" w:hAnsi="Times New Roman" w:cs="Times New Roman"/>
+          <w:color w:val="000000" w:themeColor="text1"/>
+          <w:sz w:val="26"/>
+          <w:szCs w:val="26"/>
           <w:lang w:val="en-US"/>
         </w:rPr>
         <w:t>It is the project which gives the information to job to the person</w:t>
@@ -482,35 +453,21 @@
         <w:rPr>
           <w:rFonts w:ascii="Times New Roman" w:hAnsi="Times New Roman" w:cs="Times New Roman"/>
           <w:color w:val="000000" w:themeColor="text1"/>
-          <w:sz w:val="30"/>
-          <w:szCs w:val="30"/>
-          <w:lang w:val="en-US"/>
-        </w:rPr>
-      </w:pPr>
-      <w:r>
-        <w:rPr>
-          <w:rFonts w:ascii="Times New Roman" w:hAnsi="Times New Roman" w:cs="Times New Roman"/>
-          <w:color w:val="000000" w:themeColor="text1"/>
-          <w:sz w:val="30"/>
-          <w:szCs w:val="30"/>
+          <w:sz w:val="26"/>
+          <w:szCs w:val="26"/>
+          <w:lang w:val="en-US"/>
+        </w:rPr>
+      </w:pPr>
+      <w:r>
+        <w:rPr>
+          <w:rFonts w:ascii="Times New Roman" w:hAnsi="Times New Roman" w:cs="Times New Roman"/>
+          <w:color w:val="000000" w:themeColor="text1"/>
+          <w:sz w:val="26"/>
+          <w:szCs w:val="26"/>
           <w:lang w:val="en-US"/>
         </w:rPr>
         <w:t>and many more.</w:t>
       </w:r>
-    </w:p>
-    <w:p>
-      <w:pPr>
-        <w:pStyle w:val="ListParagraph"/>
-        <w:rPr>
-          <w:rFonts w:ascii="Times New Roman" w:hAnsi="Times New Roman" w:cs="Times New Roman"/>
-          <w:b/>
-          <w:color w:val="000000" w:themeColor="text1"/>
-          <w:sz w:val="30"/>
-          <w:szCs w:val="30"/>
-          <w:u w:val="single"/>
-          <w:lang w:val="en-US"/>
-        </w:rPr>
-      </w:pPr>
     </w:p>
     <w:p>
       <w:pPr>
@@ -523,8 +480,8 @@
           <w:rFonts w:ascii="Times New Roman" w:hAnsi="Times New Roman" w:cs="Times New Roman"/>
           <w:b/>
           <w:color w:val="000000" w:themeColor="text1"/>
-          <w:sz w:val="30"/>
-          <w:szCs w:val="30"/>
+          <w:sz w:val="26"/>
+          <w:szCs w:val="26"/>
           <w:u w:val="single"/>
           <w:lang w:val="en-US"/>
         </w:rPr>
@@ -534,31 +491,19 @@
           <w:rFonts w:ascii="Times New Roman" w:hAnsi="Times New Roman" w:cs="Times New Roman"/>
           <w:b/>
           <w:color w:val="000000" w:themeColor="text1"/>
-          <w:sz w:val="30"/>
-          <w:szCs w:val="30"/>
+          <w:sz w:val="26"/>
+          <w:szCs w:val="26"/>
           <w:u w:val="single"/>
           <w:lang w:val="en-US"/>
         </w:rPr>
-        <w:t>Attendances</w:t>
-      </w:r>
-      <w:r>
-        <w:rPr>
-          <w:rFonts w:ascii="Times New Roman" w:hAnsi="Times New Roman" w:cs="Times New Roman"/>
-          <w:b/>
-          <w:color w:val="000000" w:themeColor="text1"/>
-          <w:sz w:val="30"/>
-          <w:szCs w:val="30"/>
-          <w:u w:val="single"/>
-          <w:lang w:val="en-US"/>
-        </w:rPr>
-        <w:t xml:space="preserve"> System:</w:t>
-      </w:r>
-      <w:r>
-        <w:rPr>
-          <w:rFonts w:ascii="Times New Roman" w:hAnsi="Times New Roman" w:cs="Times New Roman"/>
-          <w:color w:val="000000" w:themeColor="text1"/>
-          <w:sz w:val="30"/>
-          <w:szCs w:val="30"/>
+        <w:t>Attendances System:</w:t>
+      </w:r>
+      <w:r>
+        <w:rPr>
+          <w:rFonts w:ascii="Times New Roman" w:hAnsi="Times New Roman" w:cs="Times New Roman"/>
+          <w:color w:val="000000" w:themeColor="text1"/>
+          <w:sz w:val="26"/>
+          <w:szCs w:val="26"/>
           <w:lang w:val="en-US"/>
         </w:rPr>
         <w:t>(HTML, CSS, N</w:t>
@@ -567,8 +512,8 @@
         <w:rPr>
           <w:rFonts w:ascii="Times New Roman" w:hAnsi="Times New Roman" w:cs="Times New Roman"/>
           <w:color w:val="000000" w:themeColor="text1"/>
-          <w:sz w:val="30"/>
-          <w:szCs w:val="30"/>
+          <w:sz w:val="26"/>
+          <w:szCs w:val="26"/>
           <w:lang w:val="en-US"/>
         </w:rPr>
         <w:t>o</w:t>
@@ -577,8 +522,8 @@
         <w:rPr>
           <w:rFonts w:ascii="Times New Roman" w:hAnsi="Times New Roman" w:cs="Times New Roman"/>
           <w:color w:val="000000" w:themeColor="text1"/>
-          <w:sz w:val="30"/>
-          <w:szCs w:val="30"/>
+          <w:sz w:val="26"/>
+          <w:szCs w:val="26"/>
           <w:lang w:val="en-US"/>
         </w:rPr>
         <w:t xml:space="preserve">deJs, </w:t>
@@ -587,8 +532,8 @@
         <w:rPr>
           <w:rFonts w:ascii="Times New Roman" w:hAnsi="Times New Roman" w:cs="Times New Roman"/>
           <w:color w:val="000000" w:themeColor="text1"/>
-          <w:sz w:val="30"/>
-          <w:szCs w:val="30"/>
+          <w:sz w:val="26"/>
+          <w:szCs w:val="26"/>
           <w:lang w:val="en-US"/>
         </w:rPr>
         <w:t>EJS, Express, Mongo).</w:t>
@@ -600,23 +545,31 @@
         <w:rPr>
           <w:rFonts w:ascii="Times New Roman" w:hAnsi="Times New Roman" w:cs="Times New Roman"/>
           <w:color w:val="000000" w:themeColor="text1"/>
-          <w:sz w:val="30"/>
-          <w:szCs w:val="30"/>
-          <w:lang w:val="en-US"/>
-        </w:rPr>
-      </w:pPr>
-      <w:r>
-        <w:rPr>
-          <w:rFonts w:ascii="Times New Roman" w:hAnsi="Times New Roman" w:cs="Times New Roman"/>
-          <w:color w:val="000000" w:themeColor="text1"/>
-          <w:sz w:val="30"/>
-          <w:szCs w:val="30"/>
+          <w:sz w:val="26"/>
+          <w:szCs w:val="26"/>
+          <w:lang w:val="en-US"/>
+        </w:rPr>
+      </w:pPr>
+      <w:r>
+        <w:rPr>
+          <w:rFonts w:ascii="Times New Roman" w:hAnsi="Times New Roman" w:cs="Times New Roman"/>
+          <w:color w:val="000000" w:themeColor="text1"/>
+          <w:sz w:val="26"/>
+          <w:szCs w:val="26"/>
           <w:lang w:val="en-US"/>
         </w:rPr>
         <w:t>It is the Project which make easy to teachers to take the attendances by using the user name and password and many more</w:t>
       </w:r>
-      <w:bookmarkStart w:id="0" w:name="_GoBack"/>
-      <w:bookmarkEnd w:id="0"/>
+      <w:r>
+        <w:rPr>
+          <w:rFonts w:ascii="Times New Roman" w:hAnsi="Times New Roman" w:cs="Times New Roman"/>
+          <w:color w:val="000000" w:themeColor="text1"/>
+          <w:sz w:val="26"/>
+          <w:szCs w:val="26"/>
+          <w:lang w:val="en-US"/>
+        </w:rPr>
+        <w:t>.</w:t>
+      </w:r>
     </w:p>
     <w:p>
       <w:pPr>
@@ -627,8 +580,8 @@
           <w:rFonts w:ascii="Times New Roman" w:hAnsi="Times New Roman" w:cs="Times New Roman"/>
           <w:b/>
           <w:color w:val="000000" w:themeColor="text1"/>
-          <w:sz w:val="40"/>
-          <w:szCs w:val="40"/>
+          <w:sz w:val="34"/>
+          <w:szCs w:val="34"/>
           <w:u w:val="single"/>
           <w:lang w:val="en-US"/>
         </w:rPr>
@@ -638,8 +591,8 @@
           <w:rFonts w:ascii="Times New Roman" w:hAnsi="Times New Roman" w:cs="Times New Roman"/>
           <w:b/>
           <w:color w:val="000000" w:themeColor="text1"/>
-          <w:sz w:val="40"/>
-          <w:szCs w:val="40"/>
+          <w:sz w:val="34"/>
+          <w:szCs w:val="34"/>
           <w:u w:val="single"/>
           <w:lang w:val="en-US"/>
         </w:rPr>
@@ -657,12 +610,162 @@
           <w:rFonts w:ascii="Times New Roman" w:hAnsi="Times New Roman" w:cs="Times New Roman"/>
           <w:b/>
           <w:color w:val="000000" w:themeColor="text1"/>
+          <w:sz w:val="26"/>
+          <w:szCs w:val="26"/>
+          <w:u w:val="single"/>
+          <w:lang w:val="en-US"/>
+        </w:rPr>
+      </w:pPr>
+      <w:r>
+        <w:rPr>
+          <w:rFonts w:ascii="Times New Roman" w:hAnsi="Times New Roman" w:cs="Times New Roman"/>
+          <w:b/>
+          <w:color w:val="000000" w:themeColor="text1"/>
+          <w:sz w:val="26"/>
+          <w:szCs w:val="26"/>
+          <w:u w:val="single"/>
+          <w:lang w:val="en-US"/>
+        </w:rPr>
+        <w:t>B.sc</w:t>
+      </w:r>
+      <w:r>
+        <w:rPr>
+          <w:rFonts w:ascii="Times New Roman" w:hAnsi="Times New Roman" w:cs="Times New Roman"/>
+          <w:b/>
+          <w:color w:val="000000" w:themeColor="text1"/>
+          <w:sz w:val="26"/>
+          <w:szCs w:val="26"/>
+          <w:u w:val="single"/>
+          <w:lang w:val="en-US"/>
+        </w:rPr>
+        <w:t xml:space="preserve"> </w:t>
+      </w:r>
+      <w:r>
+        <w:rPr>
+          <w:rFonts w:ascii="Times New Roman" w:hAnsi="Times New Roman" w:cs="Times New Roman"/>
+          <w:b/>
+          <w:color w:val="000000" w:themeColor="text1"/>
+          <w:sz w:val="26"/>
+          <w:szCs w:val="26"/>
+          <w:u w:val="single"/>
+          <w:lang w:val="en-US"/>
+        </w:rPr>
+        <w:t>(computer science</w:t>
+      </w:r>
+      <w:proofErr w:type="gramStart"/>
+      <w:r>
+        <w:rPr>
+          <w:rFonts w:ascii="Times New Roman" w:hAnsi="Times New Roman" w:cs="Times New Roman"/>
+          <w:b/>
+          <w:color w:val="000000" w:themeColor="text1"/>
+          <w:sz w:val="26"/>
+          <w:szCs w:val="26"/>
+          <w:u w:val="single"/>
+          <w:lang w:val="en-US"/>
+        </w:rPr>
+        <w:t>):-</w:t>
+      </w:r>
+      <w:proofErr w:type="gramEnd"/>
+      <w:r>
+        <w:rPr>
+          <w:rFonts w:ascii="Times New Roman" w:hAnsi="Times New Roman" w:cs="Times New Roman"/>
+          <w:color w:val="000000" w:themeColor="text1"/>
+          <w:sz w:val="26"/>
+          <w:szCs w:val="26"/>
+          <w:lang w:val="en-US"/>
+        </w:rPr>
+        <w:t xml:space="preserve"> (2022-Present)</w:t>
+      </w:r>
+    </w:p>
+    <w:p>
+      <w:pPr>
+        <w:ind w:left="360"/>
+        <w:rPr>
+          <w:rFonts w:ascii="Times New Roman" w:hAnsi="Times New Roman" w:cs="Times New Roman"/>
+          <w:b/>
+          <w:color w:val="000000" w:themeColor="text1"/>
+          <w:sz w:val="26"/>
+          <w:szCs w:val="26"/>
+          <w:lang w:val="en-US"/>
+        </w:rPr>
+      </w:pPr>
+      <w:r>
+        <w:rPr>
+          <w:rFonts w:ascii="Times New Roman" w:hAnsi="Times New Roman" w:cs="Times New Roman"/>
+          <w:b/>
+          <w:color w:val="000000" w:themeColor="text1"/>
+          <w:sz w:val="26"/>
+          <w:szCs w:val="26"/>
+          <w:lang w:val="en-US"/>
+        </w:rPr>
+        <w:t xml:space="preserve">    </w:t>
+      </w:r>
+      <w:r>
+        <w:rPr>
+          <w:rFonts w:ascii="Times New Roman" w:hAnsi="Times New Roman" w:cs="Times New Roman"/>
+          <w:b/>
+          <w:color w:val="000000" w:themeColor="text1"/>
+          <w:sz w:val="26"/>
+          <w:szCs w:val="26"/>
+          <w:lang w:val="en-US"/>
+        </w:rPr>
+        <w:t>V.N.M,</w:t>
+      </w:r>
+      <w:r>
+        <w:rPr>
+          <w:rFonts w:ascii="Times New Roman" w:hAnsi="Times New Roman" w:cs="Times New Roman"/>
+          <w:color w:val="000000" w:themeColor="text1"/>
+          <w:sz w:val="26"/>
+          <w:szCs w:val="26"/>
+          <w:lang w:val="en-US"/>
+        </w:rPr>
+        <w:t xml:space="preserve"> </w:t>
+      </w:r>
+      <w:r>
+        <w:rPr>
+          <w:rFonts w:ascii="Times New Roman" w:hAnsi="Times New Roman" w:cs="Times New Roman"/>
+          <w:b/>
+          <w:color w:val="000000" w:themeColor="text1"/>
+          <w:sz w:val="26"/>
+          <w:szCs w:val="26"/>
+          <w:lang w:val="en-US"/>
+        </w:rPr>
+        <w:t>Chh.Sambhajinagar, Maharashtra</w:t>
+      </w:r>
+      <w:r>
+        <w:rPr>
+          <w:rFonts w:ascii="Times New Roman" w:hAnsi="Times New Roman" w:cs="Times New Roman"/>
+          <w:b/>
+          <w:color w:val="000000" w:themeColor="text1"/>
+          <w:sz w:val="26"/>
+          <w:szCs w:val="26"/>
+          <w:lang w:val="en-US"/>
+        </w:rPr>
+        <w:t>.</w:t>
+      </w:r>
+    </w:p>
+    <w:p>
+      <w:pPr>
+        <w:ind w:left="360"/>
+        <w:rPr>
+          <w:rFonts w:ascii="Times New Roman" w:hAnsi="Times New Roman" w:cs="Times New Roman"/>
+          <w:color w:val="000000" w:themeColor="text1"/>
+          <w:sz w:val="20"/>
+          <w:szCs w:val="20"/>
+          <w:lang w:val="en-US"/>
+        </w:rPr>
+      </w:pPr>
+      <w:r>
+        <w:rPr>
+          <w:rFonts w:ascii="Times New Roman" w:hAnsi="Times New Roman" w:cs="Times New Roman"/>
+          <w:b/>
+          <w:color w:val="000000" w:themeColor="text1"/>
           <w:sz w:val="30"/>
           <w:szCs w:val="30"/>
-          <w:u w:val="single"/>
-          <w:lang w:val="en-US"/>
-        </w:rPr>
-      </w:pPr>
+          <w:lang w:val="en-US"/>
+        </w:rPr>
+        <w:t xml:space="preserve">   </w:t>
+      </w:r>
       <w:r>
         <w:rPr>
           <w:rFonts w:ascii="Times New Roman" w:hAnsi="Times New Roman" w:cs="Times New Roman"/>
@@ -670,12 +773,10 @@
           <w:color w:val="000000" w:themeColor="text1"/>
           <w:sz w:val="30"/>
           <w:szCs w:val="30"/>
-          <w:u w:val="single"/>
-          <w:lang w:val="en-US"/>
-        </w:rPr>
-        <w:t>B.</w:t>
-      </w:r>
-      <w:proofErr w:type="gramStart"/>
+          <w:lang w:val="en-US"/>
+        </w:rPr>
+        <w:t xml:space="preserve"> </w:t>
+      </w:r>
       <w:r>
         <w:rPr>
           <w:rFonts w:ascii="Times New Roman" w:hAnsi="Times New Roman" w:cs="Times New Roman"/>
@@ -683,33 +784,19 @@
           <w:color w:val="000000" w:themeColor="text1"/>
           <w:sz w:val="30"/>
           <w:szCs w:val="30"/>
-          <w:u w:val="single"/>
-          <w:lang w:val="en-US"/>
-        </w:rPr>
-        <w:t>sc(</w:t>
-      </w:r>
-      <w:proofErr w:type="gramEnd"/>
-      <w:r>
-        <w:rPr>
-          <w:rFonts w:ascii="Times New Roman" w:hAnsi="Times New Roman" w:cs="Times New Roman"/>
-          <w:b/>
-          <w:color w:val="000000" w:themeColor="text1"/>
-          <w:sz w:val="30"/>
-          <w:szCs w:val="30"/>
-          <w:u w:val="single"/>
-          <w:lang w:val="en-US"/>
-        </w:rPr>
-        <w:t>computer science):-</w:t>
-      </w:r>
-      <w:r>
-        <w:rPr>
-          <w:rFonts w:ascii="Times New Roman" w:hAnsi="Times New Roman" w:cs="Times New Roman"/>
-          <w:color w:val="000000" w:themeColor="text1"/>
-          <w:sz w:val="30"/>
-          <w:szCs w:val="30"/>
-          <w:lang w:val="en-US"/>
-        </w:rPr>
-        <w:t xml:space="preserve"> (2022-Present)</w:t>
+          <w:lang w:val="en-US"/>
+        </w:rPr>
+        <w:tab/>
+      </w:r>
+      <w:r>
+        <w:rPr>
+          <w:rFonts w:ascii="Times New Roman" w:hAnsi="Times New Roman" w:cs="Times New Roman"/>
+          <w:color w:val="000000" w:themeColor="text1"/>
+          <w:sz w:val="20"/>
+          <w:szCs w:val="20"/>
+          <w:lang w:val="en-US"/>
+        </w:rPr>
+        <w:t>First Semester: SGPA=7.10</w:t>
       </w:r>
     </w:p>
     <w:p>
@@ -717,20 +804,18 @@
         <w:ind w:left="360"/>
         <w:rPr>
           <w:rFonts w:ascii="Times New Roman" w:hAnsi="Times New Roman" w:cs="Times New Roman"/>
-          <w:b/>
-          <w:color w:val="000000" w:themeColor="text1"/>
-          <w:sz w:val="30"/>
-          <w:szCs w:val="30"/>
-          <w:lang w:val="en-US"/>
-        </w:rPr>
-      </w:pPr>
-      <w:r>
-        <w:rPr>
-          <w:rFonts w:ascii="Times New Roman" w:hAnsi="Times New Roman" w:cs="Times New Roman"/>
-          <w:b/>
-          <w:color w:val="000000" w:themeColor="text1"/>
-          <w:sz w:val="30"/>
-          <w:szCs w:val="30"/>
+          <w:color w:val="000000" w:themeColor="text1"/>
+          <w:sz w:val="20"/>
+          <w:szCs w:val="20"/>
+          <w:lang w:val="en-US"/>
+        </w:rPr>
+      </w:pPr>
+      <w:r>
+        <w:rPr>
+          <w:rFonts w:ascii="Times New Roman" w:hAnsi="Times New Roman" w:cs="Times New Roman"/>
+          <w:color w:val="000000" w:themeColor="text1"/>
+          <w:sz w:val="20"/>
+          <w:szCs w:val="20"/>
           <w:lang w:val="en-US"/>
         </w:rPr>
         <w:t xml:space="preserve">    </w:t>
@@ -738,45 +823,42 @@
       <w:r>
         <w:rPr>
           <w:rFonts w:ascii="Times New Roman" w:hAnsi="Times New Roman" w:cs="Times New Roman"/>
-          <w:b/>
-          <w:color w:val="000000" w:themeColor="text1"/>
-          <w:sz w:val="30"/>
-          <w:szCs w:val="30"/>
-          <w:lang w:val="en-US"/>
-        </w:rPr>
-        <w:t>V.N.M,</w:t>
-      </w:r>
-      <w:r>
-        <w:rPr>
-          <w:rFonts w:ascii="Times New Roman" w:hAnsi="Times New Roman" w:cs="Times New Roman"/>
-          <w:color w:val="000000" w:themeColor="text1"/>
-          <w:sz w:val="30"/>
-          <w:szCs w:val="30"/>
-          <w:lang w:val="en-US"/>
-        </w:rPr>
-        <w:t xml:space="preserve"> </w:t>
-      </w:r>
-      <w:r>
-        <w:rPr>
-          <w:rFonts w:ascii="Times New Roman" w:hAnsi="Times New Roman" w:cs="Times New Roman"/>
-          <w:b/>
-          <w:color w:val="000000" w:themeColor="text1"/>
-          <w:sz w:val="30"/>
-          <w:szCs w:val="30"/>
-          <w:lang w:val="en-US"/>
-        </w:rPr>
-        <w:t>Chh.Sambhajinagar, Maharashtra</w:t>
-      </w:r>
-      <w:r>
-        <w:rPr>
-          <w:rFonts w:ascii="Times New Roman" w:hAnsi="Times New Roman" w:cs="Times New Roman"/>
-          <w:b/>
-          <w:color w:val="000000" w:themeColor="text1"/>
-          <w:sz w:val="30"/>
-          <w:szCs w:val="30"/>
-          <w:lang w:val="en-US"/>
-        </w:rPr>
-        <w:t>.</w:t>
+          <w:color w:val="000000" w:themeColor="text1"/>
+          <w:sz w:val="20"/>
+          <w:szCs w:val="20"/>
+          <w:lang w:val="en-US"/>
+        </w:rPr>
+        <w:t xml:space="preserve">  </w:t>
+      </w:r>
+      <w:r>
+        <w:rPr>
+          <w:rFonts w:ascii="Times New Roman" w:hAnsi="Times New Roman" w:cs="Times New Roman"/>
+          <w:color w:val="000000" w:themeColor="text1"/>
+          <w:sz w:val="20"/>
+          <w:szCs w:val="20"/>
+          <w:lang w:val="en-US"/>
+        </w:rPr>
+        <w:tab/>
+      </w:r>
+      <w:r>
+        <w:rPr>
+          <w:rFonts w:ascii="Times New Roman" w:hAnsi="Times New Roman" w:cs="Times New Roman"/>
+          <w:color w:val="000000" w:themeColor="text1"/>
+          <w:sz w:val="20"/>
+          <w:szCs w:val="20"/>
+          <w:lang w:val="en-US"/>
+        </w:rPr>
+        <w:t>Second Semester: SGPA</w:t>
+      </w:r>
+      <w:r>
+        <w:rPr>
+          <w:rFonts w:ascii="Times New Roman" w:hAnsi="Times New Roman" w:cs="Times New Roman"/>
+          <w:color w:val="000000" w:themeColor="text1"/>
+          <w:sz w:val="20"/>
+          <w:szCs w:val="20"/>
+          <w:lang w:val="en-US"/>
+        </w:rPr>
+        <w:t>=8.24</w:t>
       </w:r>
     </w:p>
     <w:p>
@@ -793,39 +875,57 @@
       <w:r>
         <w:rPr>
           <w:rFonts w:ascii="Times New Roman" w:hAnsi="Times New Roman" w:cs="Times New Roman"/>
-          <w:b/>
-          <w:color w:val="000000" w:themeColor="text1"/>
-          <w:sz w:val="30"/>
-          <w:szCs w:val="30"/>
-          <w:lang w:val="en-US"/>
-        </w:rPr>
-        <w:t xml:space="preserve">   </w:t>
-      </w:r>
-      <w:r>
-        <w:rPr>
-          <w:rFonts w:ascii="Times New Roman" w:hAnsi="Times New Roman" w:cs="Times New Roman"/>
-          <w:b/>
-          <w:color w:val="000000" w:themeColor="text1"/>
-          <w:sz w:val="30"/>
-          <w:szCs w:val="30"/>
-          <w:lang w:val="en-US"/>
-        </w:rPr>
-        <w:t xml:space="preserve"> </w:t>
-      </w:r>
-      <w:r>
-        <w:rPr>
-          <w:rFonts w:ascii="Times New Roman" w:hAnsi="Times New Roman" w:cs="Times New Roman"/>
           <w:color w:val="000000" w:themeColor="text1"/>
           <w:sz w:val="20"/>
           <w:szCs w:val="20"/>
           <w:lang w:val="en-US"/>
         </w:rPr>
-        <w:t>First Semester: SGPA=7.10</w:t>
+        <w:t xml:space="preserve">    </w:t>
+      </w:r>
+      <w:r>
+        <w:rPr>
+          <w:rFonts w:ascii="Times New Roman" w:hAnsi="Times New Roman" w:cs="Times New Roman"/>
+          <w:color w:val="000000" w:themeColor="text1"/>
+          <w:sz w:val="20"/>
+          <w:szCs w:val="20"/>
+          <w:lang w:val="en-US"/>
+        </w:rPr>
+        <w:t xml:space="preserve">  </w:t>
+      </w:r>
+      <w:r>
+        <w:rPr>
+          <w:rFonts w:ascii="Times New Roman" w:hAnsi="Times New Roman" w:cs="Times New Roman"/>
+          <w:color w:val="000000" w:themeColor="text1"/>
+          <w:sz w:val="20"/>
+          <w:szCs w:val="20"/>
+          <w:lang w:val="en-US"/>
+        </w:rPr>
+        <w:tab/>
+      </w:r>
+      <w:r>
+        <w:rPr>
+          <w:rFonts w:ascii="Times New Roman" w:hAnsi="Times New Roman" w:cs="Times New Roman"/>
+          <w:color w:val="000000" w:themeColor="text1"/>
+          <w:sz w:val="20"/>
+          <w:szCs w:val="20"/>
+          <w:lang w:val="en-US"/>
+        </w:rPr>
+        <w:t>Third Semester: SGPA</w:t>
+      </w:r>
+      <w:r>
+        <w:rPr>
+          <w:rFonts w:ascii="Times New Roman" w:hAnsi="Times New Roman" w:cs="Times New Roman"/>
+          <w:color w:val="000000" w:themeColor="text1"/>
+          <w:sz w:val="20"/>
+          <w:szCs w:val="20"/>
+          <w:lang w:val="en-US"/>
+        </w:rPr>
+        <w:t>=8.26</w:t>
       </w:r>
     </w:p>
     <w:p>
       <w:pPr>
-        <w:ind w:left="360"/>
+        <w:ind w:firstLine="720"/>
         <w:rPr>
           <w:rFonts w:ascii="Times New Roman" w:hAnsi="Times New Roman" w:cs="Times New Roman"/>
           <w:color w:val="000000" w:themeColor="text1"/>
@@ -842,7 +942,7 @@
           <w:szCs w:val="20"/>
           <w:lang w:val="en-US"/>
         </w:rPr>
-        <w:t xml:space="preserve">    </w:t>
+        <w:t>F</w:t>
       </w:r>
       <w:r>
         <w:rPr>
@@ -852,7 +952,7 @@
           <w:szCs w:val="20"/>
           <w:lang w:val="en-US"/>
         </w:rPr>
-        <w:t xml:space="preserve">  </w:t>
+        <w:t>orth</w:t>
       </w:r>
       <w:r>
         <w:rPr>
@@ -862,7 +962,7 @@
           <w:szCs w:val="20"/>
           <w:lang w:val="en-US"/>
         </w:rPr>
-        <w:t>Second Semester: SGPA</w:t>
+        <w:t xml:space="preserve"> Semester: SGPA=</w:t>
       </w:r>
       <w:r>
         <w:rPr>
@@ -872,7 +972,7 @@
           <w:szCs w:val="20"/>
           <w:lang w:val="en-US"/>
         </w:rPr>
-        <w:t>=8.24</w:t>
+        <w:t>8.39</w:t>
       </w:r>
     </w:p>
     <w:p>
@@ -914,7 +1014,8 @@
           <w:szCs w:val="20"/>
           <w:lang w:val="en-US"/>
         </w:rPr>
-        <w:t>Third Semester: SGPA</w:t>
+        <w:tab/>
+        <w:t>Fifth</w:t>
       </w:r>
       <w:r>
         <w:rPr>
@@ -924,7 +1025,17 @@
           <w:szCs w:val="20"/>
           <w:lang w:val="en-US"/>
         </w:rPr>
-        <w:t>=8.26</w:t>
+        <w:t xml:space="preserve"> Semester: SGPA=</w:t>
+      </w:r>
+      <w:r>
+        <w:rPr>
+          <w:rFonts w:ascii="Times New Roman" w:hAnsi="Times New Roman" w:cs="Times New Roman"/>
+          <w:color w:val="000000" w:themeColor="text1"/>
+          <w:sz w:val="20"/>
+          <w:szCs w:val="20"/>
+          <w:lang w:val="en-US"/>
+        </w:rPr>
+        <w:t>7.70</w:t>
       </w:r>
     </w:p>
     <w:p>
@@ -938,36 +1049,46 @@
           <w:rFonts w:ascii="Times New Roman" w:hAnsi="Times New Roman" w:cs="Times New Roman"/>
           <w:b/>
           <w:color w:val="000000" w:themeColor="text1"/>
-          <w:sz w:val="30"/>
-          <w:szCs w:val="30"/>
+          <w:sz w:val="26"/>
+          <w:szCs w:val="26"/>
           <w:u w:val="single"/>
           <w:lang w:val="en-US"/>
         </w:rPr>
       </w:pPr>
-      <w:proofErr w:type="gramStart"/>
       <w:r>
         <w:rPr>
           <w:rFonts w:ascii="Times New Roman" w:hAnsi="Times New Roman" w:cs="Times New Roman"/>
           <w:b/>
           <w:color w:val="000000" w:themeColor="text1"/>
-          <w:sz w:val="30"/>
-          <w:szCs w:val="30"/>
+          <w:sz w:val="26"/>
+          <w:szCs w:val="26"/>
           <w:u w:val="single"/>
           <w:lang w:val="en-US"/>
         </w:rPr>
-        <w:t>HSC(</w:t>
-      </w:r>
-      <w:proofErr w:type="gramEnd"/>
+        <w:t>HSC</w:t>
+      </w:r>
       <w:r>
         <w:rPr>
           <w:rFonts w:ascii="Times New Roman" w:hAnsi="Times New Roman" w:cs="Times New Roman"/>
           <w:b/>
           <w:color w:val="000000" w:themeColor="text1"/>
-          <w:sz w:val="30"/>
-          <w:szCs w:val="30"/>
+          <w:sz w:val="26"/>
+          <w:szCs w:val="26"/>
           <w:u w:val="single"/>
           <w:lang w:val="en-US"/>
         </w:rPr>
+        <w:t xml:space="preserve"> </w:t>
+      </w:r>
+      <w:r>
+        <w:rPr>
+          <w:rFonts w:ascii="Times New Roman" w:hAnsi="Times New Roman" w:cs="Times New Roman"/>
+          <w:b/>
+          <w:color w:val="000000" w:themeColor="text1"/>
+          <w:sz w:val="26"/>
+          <w:szCs w:val="26"/>
+          <w:u w:val="single"/>
+          <w:lang w:val="en-US"/>
+        </w:rPr>
         <w:t>12</w:t>
       </w:r>
       <w:r>
@@ -975,8 +1096,8 @@
           <w:rFonts w:ascii="Times New Roman" w:hAnsi="Times New Roman" w:cs="Times New Roman"/>
           <w:b/>
           <w:color w:val="000000" w:themeColor="text1"/>
-          <w:sz w:val="30"/>
-          <w:szCs w:val="30"/>
+          <w:sz w:val="26"/>
+          <w:szCs w:val="26"/>
           <w:u w:val="single"/>
           <w:vertAlign w:val="superscript"/>
           <w:lang w:val="en-US"/>
@@ -988,22 +1109,32 @@
           <w:rFonts w:ascii="Times New Roman" w:hAnsi="Times New Roman" w:cs="Times New Roman"/>
           <w:b/>
           <w:color w:val="000000" w:themeColor="text1"/>
-          <w:sz w:val="30"/>
-          <w:szCs w:val="30"/>
+          <w:sz w:val="26"/>
+          <w:szCs w:val="26"/>
           <w:u w:val="single"/>
           <w:lang w:val="en-US"/>
         </w:rPr>
-        <w:t xml:space="preserve">):- </w:t>
-      </w:r>
-      <w:r>
-        <w:rPr>
-          <w:rFonts w:ascii="Times New Roman" w:hAnsi="Times New Roman" w:cs="Times New Roman"/>
-          <w:color w:val="000000" w:themeColor="text1"/>
-          <w:sz w:val="30"/>
-          <w:szCs w:val="30"/>
-          <w:lang w:val="en-US"/>
-        </w:rPr>
-        <w:t>(2019-2020)</w:t>
+        <w:t xml:space="preserve">): - </w:t>
+      </w:r>
+      <w:r>
+        <w:rPr>
+          <w:rFonts w:ascii="Times New Roman" w:hAnsi="Times New Roman" w:cs="Times New Roman"/>
+          <w:color w:val="000000" w:themeColor="text1"/>
+          <w:sz w:val="26"/>
+          <w:szCs w:val="26"/>
+          <w:lang w:val="en-US"/>
+        </w:rPr>
+        <w:t>(</w:t>
+      </w:r>
+      <w:r>
+        <w:rPr>
+          <w:rFonts w:ascii="Times New Roman" w:hAnsi="Times New Roman" w:cs="Times New Roman"/>
+          <w:color w:val="000000" w:themeColor="text1"/>
+          <w:sz w:val="26"/>
+          <w:szCs w:val="26"/>
+          <w:lang w:val="en-US"/>
+        </w:rPr>
+        <w:t>2019-2020)</w:t>
       </w:r>
     </w:p>
     <w:p>
@@ -1012,17 +1143,17 @@
         <w:rPr>
           <w:rFonts w:ascii="Times New Roman" w:hAnsi="Times New Roman" w:cs="Times New Roman"/>
           <w:color w:val="000000" w:themeColor="text1"/>
-          <w:sz w:val="30"/>
-          <w:szCs w:val="30"/>
-          <w:lang w:val="en-US"/>
-        </w:rPr>
-      </w:pPr>
-      <w:r>
-        <w:rPr>
-          <w:rFonts w:ascii="Times New Roman" w:hAnsi="Times New Roman" w:cs="Times New Roman"/>
-          <w:color w:val="000000" w:themeColor="text1"/>
-          <w:sz w:val="30"/>
-          <w:szCs w:val="30"/>
+          <w:sz w:val="26"/>
+          <w:szCs w:val="26"/>
+          <w:lang w:val="en-US"/>
+        </w:rPr>
+      </w:pPr>
+      <w:r>
+        <w:rPr>
+          <w:rFonts w:ascii="Times New Roman" w:hAnsi="Times New Roman" w:cs="Times New Roman"/>
+          <w:color w:val="000000" w:themeColor="text1"/>
+          <w:sz w:val="26"/>
+          <w:szCs w:val="26"/>
           <w:lang w:val="en-US"/>
         </w:rPr>
         <w:t>M.V.V.M, Chh.Sambhajinagar, Maharashtra.</w:t>
@@ -1061,126 +1192,132 @@
           <w:rFonts w:ascii="Times New Roman" w:hAnsi="Times New Roman" w:cs="Times New Roman"/>
           <w:b/>
           <w:color w:val="000000" w:themeColor="text1"/>
+          <w:sz w:val="26"/>
+          <w:szCs w:val="26"/>
+          <w:u w:val="single"/>
+          <w:lang w:val="en-US"/>
+        </w:rPr>
+      </w:pPr>
+      <w:r>
+        <w:rPr>
+          <w:rFonts w:ascii="Times New Roman" w:hAnsi="Times New Roman" w:cs="Times New Roman"/>
+          <w:b/>
+          <w:color w:val="000000" w:themeColor="text1"/>
+          <w:sz w:val="26"/>
+          <w:szCs w:val="26"/>
+          <w:u w:val="single"/>
+          <w:lang w:val="en-US"/>
+        </w:rPr>
+        <w:t>SSC (</w:t>
+      </w:r>
+      <w:r>
+        <w:rPr>
+          <w:rFonts w:ascii="Times New Roman" w:hAnsi="Times New Roman" w:cs="Times New Roman"/>
+          <w:b/>
+          <w:color w:val="000000" w:themeColor="text1"/>
+          <w:sz w:val="26"/>
+          <w:szCs w:val="26"/>
+          <w:u w:val="single"/>
+          <w:lang w:val="en-US"/>
+        </w:rPr>
+        <w:t>10</w:t>
+      </w:r>
+      <w:r>
+        <w:rPr>
+          <w:rFonts w:ascii="Times New Roman" w:hAnsi="Times New Roman" w:cs="Times New Roman"/>
+          <w:b/>
+          <w:color w:val="000000" w:themeColor="text1"/>
+          <w:sz w:val="26"/>
+          <w:szCs w:val="26"/>
+          <w:u w:val="single"/>
+          <w:vertAlign w:val="superscript"/>
+          <w:lang w:val="en-US"/>
+        </w:rPr>
+        <w:t>th</w:t>
+      </w:r>
+      <w:r>
+        <w:rPr>
+          <w:rFonts w:ascii="Times New Roman" w:hAnsi="Times New Roman" w:cs="Times New Roman"/>
+          <w:b/>
+          <w:color w:val="000000" w:themeColor="text1"/>
+          <w:sz w:val="26"/>
+          <w:szCs w:val="26"/>
+          <w:u w:val="single"/>
+          <w:lang w:val="en-US"/>
+        </w:rPr>
+        <w:t xml:space="preserve">): - </w:t>
+      </w:r>
+      <w:r>
+        <w:rPr>
+          <w:rFonts w:ascii="Times New Roman" w:hAnsi="Times New Roman" w:cs="Times New Roman"/>
+          <w:color w:val="000000" w:themeColor="text1"/>
+          <w:sz w:val="26"/>
+          <w:szCs w:val="26"/>
+          <w:lang w:val="en-US"/>
+        </w:rPr>
+        <w:t>(</w:t>
+      </w:r>
+      <w:r>
+        <w:rPr>
+          <w:rFonts w:ascii="Times New Roman" w:hAnsi="Times New Roman" w:cs="Times New Roman"/>
+          <w:color w:val="000000" w:themeColor="text1"/>
+          <w:sz w:val="26"/>
+          <w:szCs w:val="26"/>
+          <w:lang w:val="en-US"/>
+        </w:rPr>
+        <w:t>2017-2018)</w:t>
+      </w:r>
+    </w:p>
+    <w:p>
+      <w:pPr>
+        <w:pStyle w:val="ListParagraph"/>
+        <w:rPr>
+          <w:rFonts w:ascii="Times New Roman" w:hAnsi="Times New Roman" w:cs="Times New Roman"/>
+          <w:color w:val="000000" w:themeColor="text1"/>
           <w:sz w:val="30"/>
           <w:szCs w:val="30"/>
-          <w:u w:val="single"/>
-          <w:lang w:val="en-US"/>
-        </w:rPr>
-      </w:pPr>
-      <w:proofErr w:type="gramStart"/>
-      <w:r>
-        <w:rPr>
-          <w:rFonts w:ascii="Times New Roman" w:hAnsi="Times New Roman" w:cs="Times New Roman"/>
-          <w:b/>
+          <w:lang w:val="en-US"/>
+        </w:rPr>
+      </w:pPr>
+      <w:r>
+        <w:rPr>
+          <w:rFonts w:ascii="Times New Roman" w:hAnsi="Times New Roman" w:cs="Times New Roman"/>
+          <w:color w:val="000000" w:themeColor="text1"/>
+          <w:sz w:val="26"/>
+          <w:szCs w:val="26"/>
+          <w:lang w:val="en-US"/>
+        </w:rPr>
+        <w:t>S.</w:t>
+      </w:r>
+      <w:r>
+        <w:rPr>
+          <w:rFonts w:ascii="Times New Roman" w:hAnsi="Times New Roman" w:cs="Times New Roman"/>
+          <w:color w:val="000000" w:themeColor="text1"/>
+          <w:sz w:val="26"/>
+          <w:szCs w:val="26"/>
+          <w:lang w:val="en-US"/>
+        </w:rPr>
+        <w:t>F.S</w:t>
+      </w:r>
+      <w:r>
+        <w:rPr>
+          <w:rFonts w:ascii="Times New Roman" w:hAnsi="Times New Roman" w:cs="Times New Roman"/>
+          <w:color w:val="000000" w:themeColor="text1"/>
+          <w:sz w:val="26"/>
+          <w:szCs w:val="26"/>
+          <w:lang w:val="en-US"/>
+        </w:rPr>
+        <w:t>, Chh.Sambhajinagar, Maharashtra.</w:t>
+      </w:r>
+      <w:r>
+        <w:rPr>
+          <w:rFonts w:ascii="Times New Roman" w:hAnsi="Times New Roman" w:cs="Times New Roman"/>
           <w:color w:val="000000" w:themeColor="text1"/>
           <w:sz w:val="30"/>
           <w:szCs w:val="30"/>
-          <w:u w:val="single"/>
-          <w:lang w:val="en-US"/>
-        </w:rPr>
-        <w:t>SSC(</w:t>
-      </w:r>
-      <w:proofErr w:type="gramEnd"/>
-      <w:r>
-        <w:rPr>
-          <w:rFonts w:ascii="Times New Roman" w:hAnsi="Times New Roman" w:cs="Times New Roman"/>
-          <w:b/>
-          <w:color w:val="000000" w:themeColor="text1"/>
-          <w:sz w:val="30"/>
-          <w:szCs w:val="30"/>
-          <w:u w:val="single"/>
-          <w:lang w:val="en-US"/>
-        </w:rPr>
-        <w:t>10</w:t>
-      </w:r>
-      <w:r>
-        <w:rPr>
-          <w:rFonts w:ascii="Times New Roman" w:hAnsi="Times New Roman" w:cs="Times New Roman"/>
-          <w:b/>
-          <w:color w:val="000000" w:themeColor="text1"/>
-          <w:sz w:val="30"/>
-          <w:szCs w:val="30"/>
-          <w:u w:val="single"/>
-          <w:vertAlign w:val="superscript"/>
-          <w:lang w:val="en-US"/>
-        </w:rPr>
-        <w:t>th</w:t>
-      </w:r>
-      <w:r>
-        <w:rPr>
-          <w:rFonts w:ascii="Times New Roman" w:hAnsi="Times New Roman" w:cs="Times New Roman"/>
-          <w:b/>
-          <w:color w:val="000000" w:themeColor="text1"/>
-          <w:sz w:val="30"/>
-          <w:szCs w:val="30"/>
-          <w:u w:val="single"/>
-          <w:lang w:val="en-US"/>
-        </w:rPr>
-        <w:t>):-</w:t>
-      </w:r>
-      <w:r>
-        <w:rPr>
-          <w:rFonts w:ascii="Times New Roman" w:hAnsi="Times New Roman" w:cs="Times New Roman"/>
-          <w:b/>
-          <w:color w:val="000000" w:themeColor="text1"/>
-          <w:sz w:val="30"/>
-          <w:szCs w:val="30"/>
-          <w:u w:val="single"/>
           <w:lang w:val="en-US"/>
         </w:rPr>
         <w:t xml:space="preserve"> </w:t>
-      </w:r>
-      <w:r>
-        <w:rPr>
-          <w:rFonts w:ascii="Times New Roman" w:hAnsi="Times New Roman" w:cs="Times New Roman"/>
-          <w:color w:val="000000" w:themeColor="text1"/>
-          <w:sz w:val="30"/>
-          <w:szCs w:val="30"/>
-          <w:lang w:val="en-US"/>
-        </w:rPr>
-        <w:t xml:space="preserve"> (2017-2018)</w:t>
-      </w:r>
-    </w:p>
-    <w:p>
-      <w:pPr>
-        <w:pStyle w:val="ListParagraph"/>
-        <w:rPr>
-          <w:rFonts w:ascii="Times New Roman" w:hAnsi="Times New Roman" w:cs="Times New Roman"/>
-          <w:color w:val="000000" w:themeColor="text1"/>
-          <w:sz w:val="30"/>
-          <w:szCs w:val="30"/>
-          <w:lang w:val="en-US"/>
-        </w:rPr>
-      </w:pPr>
-      <w:r>
-        <w:rPr>
-          <w:rFonts w:ascii="Times New Roman" w:hAnsi="Times New Roman" w:cs="Times New Roman"/>
-          <w:color w:val="000000" w:themeColor="text1"/>
-          <w:sz w:val="30"/>
-          <w:szCs w:val="30"/>
-          <w:lang w:val="en-US"/>
-        </w:rPr>
-        <w:t>S.</w:t>
-      </w:r>
-      <w:r>
-        <w:rPr>
-          <w:rFonts w:ascii="Times New Roman" w:hAnsi="Times New Roman" w:cs="Times New Roman"/>
-          <w:color w:val="000000" w:themeColor="text1"/>
-          <w:sz w:val="30"/>
-          <w:szCs w:val="30"/>
-          <w:lang w:val="en-US"/>
-        </w:rPr>
-        <w:t>F.S</w:t>
-      </w:r>
-      <w:r>
-        <w:rPr>
-          <w:rFonts w:ascii="Times New Roman" w:hAnsi="Times New Roman" w:cs="Times New Roman"/>
-          <w:color w:val="000000" w:themeColor="text1"/>
-          <w:sz w:val="30"/>
-          <w:szCs w:val="30"/>
-          <w:lang w:val="en-US"/>
-        </w:rPr>
-        <w:t xml:space="preserve">, Chh.Sambhajinagar, Maharashtra. </w:t>
       </w:r>
     </w:p>
     <w:p>
@@ -3983,7 +4120,7 @@
 </file>
 
 <file path=customXml/itemProps1.xml><?xml version="1.0" encoding="utf-8"?>
-<ds:datastoreItem xmlns:ds="http://schemas.openxmlformats.org/officeDocument/2006/customXml" ds:itemID="{B4F29A0E-9514-4B78-8C4C-CFC8D1572B7D}">
+<ds:datastoreItem xmlns:ds="http://schemas.openxmlformats.org/officeDocument/2006/customXml" ds:itemID="{68CD9729-7510-461A-9B86-D2B01BF0BE32}">
   <ds:schemaRefs>
     <ds:schemaRef ds:uri="http://schemas.openxmlformats.org/officeDocument/2006/bibliography"/>
   </ds:schemaRefs>
